--- a/data/outputs/v2/Essential_Mathematics/SS2.2_Reflection/Essential_Mathematics_Reflection_FinalExplanation.docx
+++ b/data/outputs/v2/Essential_Mathematics/SS2.2_Reflection/Essential_Mathematics_Reflection_FinalExplanation.docx
@@ -38,6 +38,177 @@
           <w:szCs w:val="22"/>
         </w:rPr>
         <w:t xml:space="preserve">Student Assessment Document</w:t>
+      </w:r>
+    </w:p>
+    <w:p>
+      <w:pPr>
+        <w:spacing w:after="80" w:before="120"/>
+      </w:pPr>
+      <w:r>
+        <w:rPr>
+          <w:rFonts w:ascii="Arial" w:cs="Arial" w:eastAsia="Arial" w:hAnsi="Arial"/>
+          <w:b/>
+          <w:bCs/>
+          <w:color w:val="1F3864"/>
+          <w:sz w:val="20"/>
+          <w:szCs w:val="20"/>
+        </w:rPr>
+        <w:t xml:space="preserve">ATTRIBUTION AND LICENSING</w:t>
+      </w:r>
+    </w:p>
+    <w:p>
+      <w:pPr>
+        <w:spacing w:after="60" w:before="0"/>
+      </w:pPr>
+      <w:r>
+        <w:rPr>
+          <w:rFonts w:ascii="Arial" w:cs="Arial" w:eastAsia="Arial" w:hAnsi="Arial"/>
+          <w:b/>
+          <w:bCs/>
+          <w:sz w:val="17"/>
+          <w:szCs w:val="17"/>
+        </w:rPr>
+        <w:t xml:space="preserve">Curriculum Alignment: </w:t>
+      </w:r>
+      <w:r>
+        <w:rPr>
+          <w:rFonts w:ascii="Arial" w:cs="Arial" w:eastAsia="Arial" w:hAnsi="Arial"/>
+          <w:sz w:val="17"/>
+          <w:szCs w:val="17"/>
+        </w:rPr>
+        <w:t xml:space="preserve">Structured in pedagogical alignment with the competence-based curriculum format and learning outcomes established by the Kenya Institute of Curriculum Development (KICD). This material is independently developed and is not officially endorsed or published by KICD.</w:t>
+      </w:r>
+    </w:p>
+    <w:p>
+      <w:pPr>
+        <w:spacing w:after="60" w:before="0"/>
+      </w:pPr>
+      <w:r>
+        <w:rPr>
+          <w:rFonts w:ascii="Arial" w:cs="Arial" w:eastAsia="Arial" w:hAnsi="Arial"/>
+          <w:b/>
+          <w:bCs/>
+          <w:sz w:val="17"/>
+          <w:szCs w:val="17"/>
+        </w:rPr>
+        <w:t xml:space="preserve">Content &amp; Pedagogy: </w:t>
+      </w:r>
+      <w:r>
+        <w:rPr>
+          <w:rFonts w:ascii="Arial" w:cs="Arial" w:eastAsia="Arial" w:hAnsi="Arial"/>
+          <w:sz w:val="17"/>
+          <w:szCs w:val="17"/>
+        </w:rPr>
+        <w:t xml:space="preserve">Developed and adapted by the educator team at SeaVuria (registered 501(c)(3) in the United States and registered NGO in Kenya, No. 872-850A-BF11), who designed the pedagogical framework, lesson templates and exemplar lessons on which this material is based.</w:t>
+      </w:r>
+    </w:p>
+    <w:p>
+      <w:pPr>
+        <w:spacing w:after="60" w:before="0"/>
+      </w:pPr>
+      <w:r>
+        <w:rPr>
+          <w:rFonts w:ascii="Arial" w:cs="Arial" w:eastAsia="Arial" w:hAnsi="Arial"/>
+          <w:b/>
+          <w:bCs/>
+          <w:sz w:val="17"/>
+          <w:szCs w:val="17"/>
+        </w:rPr>
+        <w:t xml:space="preserve">Production &amp; Layout: </w:t>
+      </w:r>
+      <w:r>
+        <w:rPr>
+          <w:rFonts w:ascii="Arial" w:cs="Arial" w:eastAsia="Arial" w:hAnsi="Arial"/>
+          <w:sz w:val="17"/>
+          <w:szCs w:val="17"/>
+        </w:rPr>
+        <w:t xml:space="preserve">Educational design and curriculum sequencing by SeaVuria. Technical layout, structural formatting, and digital optimization/implementation executed in partnership with ARES Education (registered 501(c)(3) in the United States and Canada (as Afretech Aid) and registered NGO in Kenya), with lesson drafting and compilation assisted by AI (Claude, Anthropic).</w:t>
+      </w:r>
+    </w:p>
+    <w:p>
+      <w:pPr>
+        <w:pBdr>
+          <w:bottom w:val="single" w:color="1F3864" w:sz="6" w:space="6"/>
+        </w:pBdr>
+        <w:spacing w:after="60" w:before="0"/>
+      </w:pPr>
+      <w:r>
+        <w:rPr>
+          <w:rFonts w:ascii="Arial" w:cs="Arial" w:eastAsia="Arial" w:hAnsi="Arial"/>
+          <w:b/>
+          <w:bCs/>
+          <w:sz w:val="17"/>
+          <w:szCs w:val="17"/>
+        </w:rPr>
+        <w:t xml:space="preserve">Licensing &amp; Copyright: </w:t>
+      </w:r>
+      <w:r>
+        <w:rPr>
+          <w:rFonts w:ascii="Arial" w:cs="Arial" w:eastAsia="Arial" w:hAnsi="Arial"/>
+          <w:sz w:val="17"/>
+          <w:szCs w:val="17"/>
+        </w:rPr>
+        <w:t xml:space="preserve">© 2026 SeaVuria and ARES. This work is licensed under a </w:t>
+      </w:r>
+      <w:hyperlink w:history="1" r:id="rIdd5pstds3_ggetzcxwrtaz">
+        <w:r>
+          <w:rPr>
+            <w:rFonts w:ascii="Arial" w:cs="Arial" w:eastAsia="Arial" w:hAnsi="Arial"/>
+            <w:color w:val="1F6B75"/>
+            <w:sz w:val="17"/>
+            <w:szCs w:val="17"/>
+            <w:u w:val="single" w:color="1F6B75"/>
+          </w:rPr>
+          <w:t xml:space="preserve">Creative Commons Attribution-NonCommercial 4.0 International License</w:t>
+        </w:r>
+      </w:hyperlink>
+      <w:r>
+        <w:rPr>
+          <w:rFonts w:ascii="Arial" w:cs="Arial" w:eastAsia="Arial" w:hAnsi="Arial"/>
+          <w:sz w:val="17"/>
+          <w:szCs w:val="17"/>
+        </w:rPr>
+        <w:t xml:space="preserve"> (</w:t>
+      </w:r>
+      <w:hyperlink w:history="1" r:id="rIdmtgtcbnsbpyg0thr7_ncf">
+        <w:r>
+          <w:rPr>
+            <w:rFonts w:ascii="Arial" w:cs="Arial" w:eastAsia="Arial" w:hAnsi="Arial"/>
+            <w:color w:val="1F6B75"/>
+            <w:sz w:val="17"/>
+            <w:szCs w:val="17"/>
+            <w:u w:val="single" w:color="1F6B75"/>
+          </w:rPr>
+          <w:t xml:space="preserve">CC BY-NC 4.0</w:t>
+        </w:r>
+      </w:hyperlink>
+      <w:r>
+        <w:rPr>
+          <w:rFonts w:ascii="Arial" w:cs="Arial" w:eastAsia="Arial" w:hAnsi="Arial"/>
+          <w:sz w:val="17"/>
+          <w:szCs w:val="17"/>
+        </w:rPr>
+        <w:t xml:space="preserve">). To view a copy of this license, visit </w:t>
+      </w:r>
+      <w:hyperlink w:history="1" r:id="rIdtlviteu0ggfxbtucz30nc">
+        <w:r>
+          <w:rPr>
+            <w:rFonts w:ascii="Arial" w:cs="Arial" w:eastAsia="Arial" w:hAnsi="Arial"/>
+            <w:color w:val="1F6B75"/>
+            <w:sz w:val="17"/>
+            <w:szCs w:val="17"/>
+            <w:u w:val="single" w:color="1F6B75"/>
+          </w:rPr>
+          <w:t xml:space="preserve">https://creativecommons.org/licenses/by-nc/4.0/</w:t>
+        </w:r>
+      </w:hyperlink>
+      <w:r>
+        <w:rPr>
+          <w:rFonts w:ascii="Arial" w:cs="Arial" w:eastAsia="Arial" w:hAnsi="Arial"/>
+          <w:sz w:val="17"/>
+          <w:szCs w:val="17"/>
+        </w:rPr>
+        <w:t xml:space="preserve">. You are free to copy, redistribute, and adapt this material in any medium or format, provided appropriate credit is given and the material is not used for commercial purposes. KICD learning outcomes and curriculum designations reproduced here for alignment purposes remain the property of KICD and are not covered by this license. Linked external resources (e.g. CK-12, Khan Academy, PhET) are subject to their own licenses.</w:t>
       </w:r>
     </w:p>
     <w:p>

--- a/data/outputs/v2/Essential_Mathematics/SS2.2_Reflection/Essential_Mathematics_Reflection_FinalExplanation.docx
+++ b/data/outputs/v2/Essential_Mathematics/SS2.2_Reflection/Essential_Mathematics_Reflection_FinalExplanation.docx
@@ -95,7 +95,7 @@
                 <w:sz w:val="22"/>
                 <w:szCs w:val="22"/>
               </w:rPr>
-              <w:t xml:space="preserve">FINAL EXPLANATION: ESSENTIAL MATHEMATICS – GRADE 10 | SUB-STRAND 2.2: REFLECTION</w:t>
+              <w:t xml:space="preserve">FINAL EXPLANATION: ESSENTIAL MATHEMATICS GRADE 10 – SUB-STRAND 2.2 REFLECTION: FINAL EXPLANATION</w:t>
             </w:r>
           </w:p>
         </w:tc>
@@ -422,297 +422,7 @@
                 <w:sz w:val="18"/>
                 <w:szCs w:val="18"/>
               </w:rPr>
-              <w:t xml:space="preserve">FINAL EXPLANATION TASK — STUDENT INSTRUCTIONS</w:t>
-            </w:r>
-          </w:p>
-          <w:p>
-            <w:pPr>
-              <w:spacing w:after="40" w:before="0"/>
-              <w:jc w:val="left"/>
-            </w:pPr>
-            <w:r>
-              <w:rPr>
-                <w:rFonts w:ascii="Arial" w:cs="Arial" w:eastAsia="Arial" w:hAnsi="Arial"/>
-                <w:b w:val="false"/>
-                <w:bCs w:val="false"/>
-                <w:i w:val="false"/>
-                <w:iCs w:val="false"/>
-                <w:color w:val="000000"/>
-                <w:sz w:val="18"/>
-                <w:szCs w:val="18"/>
-              </w:rPr>
-              <w:t xml:space="preserve"/>
-            </w:r>
-          </w:p>
-          <w:p>
-            <w:pPr>
-              <w:spacing w:after="40" w:before="0"/>
-              <w:jc w:val="left"/>
-            </w:pPr>
-            <w:r>
-              <w:rPr>
-                <w:rFonts w:ascii="Arial" w:cs="Arial" w:eastAsia="Arial" w:hAnsi="Arial"/>
-                <w:b w:val="false"/>
-                <w:bCs w:val="false"/>
-                <w:i w:val="false"/>
-                <w:iCs w:val="false"/>
-                <w:color w:val="000000"/>
-                <w:sz w:val="18"/>
-                <w:szCs w:val="18"/>
-              </w:rPr>
-              <w:t xml:space="preserve">Driving Question: Why does a mirror show a perfect copy of the world — and where exactly does that copy live?</w:t>
-            </w:r>
-          </w:p>
-          <w:p>
-            <w:pPr>
-              <w:spacing w:after="40" w:before="0"/>
-              <w:jc w:val="left"/>
-            </w:pPr>
-            <w:r>
-              <w:rPr>
-                <w:rFonts w:ascii="Arial" w:cs="Arial" w:eastAsia="Arial" w:hAnsi="Arial"/>
-                <w:b w:val="false"/>
-                <w:bCs w:val="false"/>
-                <w:i w:val="false"/>
-                <w:iCs w:val="false"/>
-                <w:color w:val="000000"/>
-                <w:sz w:val="18"/>
-                <w:szCs w:val="18"/>
-              </w:rPr>
-              <w:t xml:space="preserve"/>
-            </w:r>
-          </w:p>
-          <w:p>
-            <w:pPr>
-              <w:spacing w:after="40" w:before="0"/>
-              <w:jc w:val="left"/>
-            </w:pPr>
-            <w:r>
-              <w:rPr>
-                <w:rFonts w:ascii="Arial" w:cs="Arial" w:eastAsia="Arial" w:hAnsi="Arial"/>
-                <w:b w:val="false"/>
-                <w:bCs w:val="false"/>
-                <w:i w:val="false"/>
-                <w:iCs w:val="false"/>
-                <w:color w:val="000000"/>
-                <w:sz w:val="18"/>
-                <w:szCs w:val="18"/>
-              </w:rPr>
-              <w:t xml:space="preserve">You have spent 8 lessons investigating the geometric properties of reflection using plane mirrors — from Amina's bedroom mirror and the matatu's rear-view glass to the letter "A" your teacher held up in class. Now it is time to pull everything you have learned together into one well-reasoned, evidence-based explanation.</w:t>
-            </w:r>
-          </w:p>
-          <w:p>
-            <w:pPr>
-              <w:spacing w:after="40" w:before="0"/>
-              <w:jc w:val="left"/>
-            </w:pPr>
-            <w:r>
-              <w:rPr>
-                <w:rFonts w:ascii="Arial" w:cs="Arial" w:eastAsia="Arial" w:hAnsi="Arial"/>
-                <w:b w:val="false"/>
-                <w:bCs w:val="false"/>
-                <w:i w:val="false"/>
-                <w:iCs w:val="false"/>
-                <w:color w:val="000000"/>
-                <w:sz w:val="18"/>
-                <w:szCs w:val="18"/>
-              </w:rPr>
-              <w:t xml:space="preserve"/>
-            </w:r>
-          </w:p>
-          <w:p>
-            <w:pPr>
-              <w:spacing w:after="40" w:before="0"/>
-              <w:jc w:val="left"/>
-            </w:pPr>
-            <w:r>
-              <w:rPr>
-                <w:rFonts w:ascii="Arial" w:cs="Arial" w:eastAsia="Arial" w:hAnsi="Arial"/>
-                <w:b w:val="false"/>
-                <w:bCs w:val="false"/>
-                <w:i w:val="false"/>
-                <w:iCs w:val="false"/>
-                <w:color w:val="000000"/>
-                <w:sz w:val="18"/>
-                <w:szCs w:val="18"/>
-              </w:rPr>
-              <w:t xml:space="preserve">Your Final Explanation should answer the driving question fully and precisely. Think of it as your chance to teach someone else — perhaps a younger student at your school — exactly why a mirror produces what looks like a "perfect copy," and exactly where that copy lives.</w:t>
-            </w:r>
-          </w:p>
-          <w:p>
-            <w:pPr>
-              <w:spacing w:after="40" w:before="0"/>
-              <w:jc w:val="left"/>
-            </w:pPr>
-            <w:r>
-              <w:rPr>
-                <w:rFonts w:ascii="Arial" w:cs="Arial" w:eastAsia="Arial" w:hAnsi="Arial"/>
-                <w:b w:val="false"/>
-                <w:bCs w:val="false"/>
-                <w:i w:val="false"/>
-                <w:iCs w:val="false"/>
-                <w:color w:val="000000"/>
-                <w:sz w:val="18"/>
-                <w:szCs w:val="18"/>
-              </w:rPr>
-              <w:t xml:space="preserve"/>
-            </w:r>
-          </w:p>
-          <w:p>
-            <w:pPr>
-              <w:spacing w:after="40" w:before="0"/>
-              <w:jc w:val="left"/>
-            </w:pPr>
-            <w:r>
-              <w:rPr>
-                <w:rFonts w:ascii="Arial" w:cs="Arial" w:eastAsia="Arial" w:hAnsi="Arial"/>
-                <w:b w:val="false"/>
-                <w:bCs w:val="false"/>
-                <w:i w:val="false"/>
-                <w:iCs w:val="false"/>
-                <w:color w:val="000000"/>
-                <w:sz w:val="18"/>
-                <w:szCs w:val="18"/>
-              </w:rPr>
-              <w:t xml:space="preserve">HOW TO USE THIS DOCUMENT:</w:t>
-            </w:r>
-          </w:p>
-          <w:p>
-            <w:pPr>
-              <w:spacing w:after="30" w:before="0"/>
-              <w:ind w:left="360" w:hanging="180"/>
-              <w:jc w:val="left"/>
-            </w:pPr>
-            <w:r>
-              <w:rPr>
-                <w:rFonts w:ascii="Arial" w:cs="Arial" w:eastAsia="Arial" w:hAnsi="Arial"/>
-                <w:b w:val="false"/>
-                <w:bCs w:val="false"/>
-                <w:i w:val="false"/>
-                <w:iCs w:val="false"/>
-                <w:color w:val="000000"/>
-                <w:sz w:val="18"/>
-                <w:szCs w:val="18"/>
-              </w:rPr>
-              <w:t xml:space="preserve">–  Work through each section in order. Each section has a guiding prompt and a model exemplar answer to show you the standard expected.</w:t>
-            </w:r>
-          </w:p>
-          <w:p>
-            <w:pPr>
-              <w:spacing w:after="30" w:before="0"/>
-              <w:ind w:left="360" w:hanging="180"/>
-              <w:jc w:val="left"/>
-            </w:pPr>
-            <w:r>
-              <w:rPr>
-                <w:rFonts w:ascii="Arial" w:cs="Arial" w:eastAsia="Arial" w:hAnsi="Arial"/>
-                <w:b w:val="false"/>
-                <w:bCs w:val="false"/>
-                <w:i w:val="false"/>
-                <w:iCs w:val="false"/>
-                <w:color w:val="000000"/>
-                <w:sz w:val="18"/>
-                <w:szCs w:val="18"/>
-              </w:rPr>
-              <w:t xml:space="preserve">–  Write your own response to each prompt in your exercise book or on the answer sheet provided before reading the exemplar.</w:t>
-            </w:r>
-          </w:p>
-          <w:p>
-            <w:pPr>
-              <w:spacing w:after="30" w:before="0"/>
-              <w:ind w:left="360" w:hanging="180"/>
-              <w:jc w:val="left"/>
-            </w:pPr>
-            <w:r>
-              <w:rPr>
-                <w:rFonts w:ascii="Arial" w:cs="Arial" w:eastAsia="Arial" w:hAnsi="Arial"/>
-                <w:b w:val="false"/>
-                <w:bCs w:val="false"/>
-                <w:i w:val="false"/>
-                <w:iCs w:val="false"/>
-                <w:color w:val="000000"/>
-                <w:sz w:val="18"/>
-                <w:szCs w:val="18"/>
-              </w:rPr>
-              <w:t xml:space="preserve">–  Use correct mathematical vocabulary: mirror line / axis of reflection, object, image, perpendicular, equidistant, congruent, lateral inversion.</w:t>
-            </w:r>
-          </w:p>
-          <w:p>
-            <w:pPr>
-              <w:spacing w:after="30" w:before="0"/>
-              <w:ind w:left="360" w:hanging="180"/>
-              <w:jc w:val="left"/>
-            </w:pPr>
-            <w:r>
-              <w:rPr>
-                <w:rFonts w:ascii="Arial" w:cs="Arial" w:eastAsia="Arial" w:hAnsi="Arial"/>
-                <w:b w:val="false"/>
-                <w:bCs w:val="false"/>
-                <w:i w:val="false"/>
-                <w:iCs w:val="false"/>
-                <w:color w:val="000000"/>
-                <w:sz w:val="18"/>
-                <w:szCs w:val="18"/>
-              </w:rPr>
-              <w:t xml:space="preserve">–  Support every claim with geometric reasoning — do not rely on phrases like "it just looks that way."</w:t>
-            </w:r>
-          </w:p>
-          <w:p>
-            <w:pPr>
-              <w:spacing w:after="30" w:before="0"/>
-              <w:ind w:left="360" w:hanging="180"/>
-              <w:jc w:val="left"/>
-            </w:pPr>
-            <w:r>
-              <w:rPr>
-                <w:rFonts w:ascii="Arial" w:cs="Arial" w:eastAsia="Arial" w:hAnsi="Arial"/>
-                <w:b w:val="false"/>
-                <w:bCs w:val="false"/>
-                <w:i w:val="false"/>
-                <w:iCs w:val="false"/>
-                <w:color w:val="000000"/>
-                <w:sz w:val="18"/>
-                <w:szCs w:val="18"/>
-              </w:rPr>
-              <w:t xml:space="preserve">–  Where instructed, include a clearly labelled diagram.</w:t>
-            </w:r>
-          </w:p>
-          <w:p>
-            <w:pPr>
-              <w:spacing w:after="40" w:before="0"/>
-              <w:jc w:val="left"/>
-            </w:pPr>
-            <w:r>
-              <w:rPr>
-                <w:rFonts w:ascii="Arial" w:cs="Arial" w:eastAsia="Arial" w:hAnsi="Arial"/>
-                <w:b w:val="false"/>
-                <w:bCs w:val="false"/>
-                <w:i w:val="false"/>
-                <w:iCs w:val="false"/>
-                <w:color w:val="000000"/>
-                <w:sz w:val="18"/>
-                <w:szCs w:val="18"/>
-              </w:rPr>
-              <w:t xml:space="preserve"/>
-            </w:r>
-          </w:p>
-          <w:p>
-            <w:pPr>
-              <w:spacing w:after="40" w:before="0"/>
-              <w:jc w:val="left"/>
-            </w:pPr>
-            <w:r>
-              <w:rPr>
-                <w:rFonts w:ascii="Arial" w:cs="Arial" w:eastAsia="Arial" w:hAnsi="Arial"/>
-                <w:b w:val="false"/>
-                <w:bCs w:val="false"/>
-                <w:i w:val="false"/>
-                <w:iCs w:val="false"/>
-                <w:color w:val="000000"/>
-                <w:sz w:val="18"/>
-                <w:szCs w:val="18"/>
-              </w:rPr>
-              <w:t xml:space="preserve">REMEMBER: A strong Final Explanation does three things — it states a precise geometric rule, it shows why that rule is true using evidence or reasoning, and it connects back to a real example from the phenomenon (Amina's mirror, the matatu mirrors, or the letter "A").</w:t>
+              <w:t xml:space="preserve">Driving question: Why does a mirror show a perfect copy of the world, and where exactly does that copy live? Use everything you have learned from Lesson 1 to Lesson 8 to answer the questions below. Write your answers in the space under each question. Refer to the bedroom mirror, the matatu rear-view mirror and the letter 'A' beside a plane mirror. Use diagrams where they help, and use mathematical words such as mirror line, object distance, image distance, perpendicular, congruent and coordinates. Show your working when you calculate or use coordinates.</w:t>
             </w:r>
           </w:p>
         </w:tc>
@@ -740,14 +450,12 @@
         <w:tblLayout w:type="fixed"/>
       </w:tblPr>
       <w:tblGrid>
-        <w:gridCol w:w="3000"/>
-        <w:gridCol w:w="10680"/>
+        <w:gridCol w:w="13680"/>
       </w:tblGrid>
       <w:tr>
         <w:tc>
           <w:tcPr>
             <w:tcW w:type="dxa" w:w="13680"/>
-            <w:gridSpan w:val="2"/>
             <w:shd w:fill="1F3864" w:color="auto" w:val="clear"/>
             <w:tcMar>
               <w:top w:type="dxa" w:w="60"/>
@@ -773,15 +481,15 @@
                 <w:sz w:val="22"/>
                 <w:szCs w:val="22"/>
               </w:rPr>
-              <w:t xml:space="preserve">Section 1 — The Mirror Line: The Invisible Rule That Governs Reflection</w:t>
-            </w:r>
-          </w:p>
-        </w:tc>
-      </w:tr>
-      <w:tr>
-        <w:tc>
-          <w:tcPr>
-            <w:tcW w:type="dxa" w:w="3000"/>
+              <w:t xml:space="preserve">Part 1: The puzzle and the mirror line</w:t>
+            </w:r>
+          </w:p>
+        </w:tc>
+      </w:tr>
+      <w:tr>
+        <w:tc>
+          <w:tcPr>
+            <w:tcW w:type="dxa" w:w="13680"/>
             <w:shd w:fill="D9EEF1" w:color="auto" w:val="clear"/>
             <w:tcMar>
               <w:top w:type="dxa" w:w="60"/>
@@ -807,13 +515,75 @@
                 <w:sz w:val="18"/>
                 <w:szCs w:val="18"/>
               </w:rPr>
-              <w:t xml:space="preserve">Explain what a mirror line (axis of reflection) is and the role it plays when an object is reflected. In your explanation, answer: What is the mirror line? What two distance properties does it enforce? Use Amina's bedroom mirror as your context, and include a labelled diagram showing a point P, its image P′, the mirror line, and the perpendicular connector between them.</w:t>
-            </w:r>
-          </w:p>
-        </w:tc>
-        <w:tc>
-          <w:tcPr>
-            <w:tcW w:type="dxa" w:w="10680"/>
+              <w:t xml:space="preserve">Aisha stands in front of her full-length bedroom mirror in Nairobi. She raises one hand and her reflection raises the opposite hand. The Kanga skirt pattern and the buttons on her shirt all look the same. In class, your teacher placed a bold letter 'A' beside a plane mirror and the image looked flipped left to right.</w:t>
+            </w:r>
+          </w:p>
+          <w:p>
+            <w:pPr>
+              <w:spacing w:after="40" w:before="0"/>
+              <w:jc w:val="left"/>
+            </w:pPr>
+            <w:r>
+              <w:rPr>
+                <w:rFonts w:ascii="Arial" w:cs="Arial" w:eastAsia="Arial" w:hAnsi="Arial"/>
+                <w:b/>
+                <w:bCs/>
+                <w:i w:val="false"/>
+                <w:iCs w:val="false"/>
+                <w:color w:val="000000"/>
+                <w:sz w:val="18"/>
+                <w:szCs w:val="18"/>
+              </w:rPr>
+              <w:t xml:space="preserve">(a) What is a line of symmetry, and how is it connected to a mirror line?</w:t>
+            </w:r>
+          </w:p>
+          <w:p>
+            <w:pPr>
+              <w:spacing w:after="40" w:before="0"/>
+              <w:jc w:val="left"/>
+            </w:pPr>
+            <w:r>
+              <w:rPr>
+                <w:rFonts w:ascii="Arial" w:cs="Arial" w:eastAsia="Arial" w:hAnsi="Arial"/>
+                <w:b/>
+                <w:bCs/>
+                <w:i w:val="false"/>
+                <w:iCs w:val="false"/>
+                <w:color w:val="000000"/>
+                <w:sz w:val="18"/>
+                <w:szCs w:val="18"/>
+              </w:rPr>
+              <w:t xml:space="preserve">(b) From your Symmetry Safari, how many lines of symmetry did a circle, a square, a rectangle, an equilateral triangle and a scalene triangle have?</w:t>
+            </w:r>
+          </w:p>
+          <w:p>
+            <w:pPr>
+              <w:spacing w:after="40" w:before="0"/>
+              <w:jc w:val="left"/>
+            </w:pPr>
+            <w:r>
+              <w:rPr>
+                <w:rFonts w:ascii="Arial" w:cs="Arial" w:eastAsia="Arial" w:hAnsi="Arial"/>
+                <w:b/>
+                <w:bCs/>
+                <w:i w:val="false"/>
+                <w:iCs w:val="false"/>
+                <w:color w:val="000000"/>
+                <w:sz w:val="18"/>
+                <w:szCs w:val="18"/>
+              </w:rPr>
+              <w:t xml:space="preserve">(c) Explain how the fold test and the mirror test both give the same lines of symmetry.</w:t>
+            </w:r>
+          </w:p>
+        </w:tc>
+      </w:tr>
+      <w:tr>
+        <w:trPr>
+          <w:trHeight w:val="4200" w:hRule="atLeast"/>
+        </w:trPr>
+        <w:tc>
+          <w:tcPr>
+            <w:tcW w:type="dxa" w:w="13680"/>
             <w:shd w:fill="FFFFFF" w:color="auto" w:val="clear"/>
             <w:tcMar>
               <w:top w:type="dxa" w:w="60"/>
@@ -833,241 +603,13 @@
                 <w:rFonts w:ascii="Arial" w:cs="Arial" w:eastAsia="Arial" w:hAnsi="Arial"/>
                 <w:b w:val="false"/>
                 <w:bCs w:val="false"/>
-                <w:i w:val="false"/>
-                <w:iCs w:val="false"/>
-                <w:color w:val="000000"/>
-                <w:sz w:val="18"/>
-                <w:szCs w:val="18"/>
-              </w:rPr>
-              <w:t xml:space="preserve">When Amina stands in front of her bedroom mirror, the surface of the glass acts as the mirror line — the fixed line of reflection. Every point on Amina (the object) is mapped to a matching point in her reflection (the image) according to two strict distance rules.</w:t>
-            </w:r>
-          </w:p>
-          <w:p>
-            <w:pPr>
-              <w:spacing w:after="40" w:before="0"/>
-              <w:jc w:val="left"/>
-            </w:pPr>
-            <w:r>
-              <w:rPr>
-                <w:rFonts w:ascii="Arial" w:cs="Arial" w:eastAsia="Arial" w:hAnsi="Arial"/>
-                <w:b w:val="false"/>
-                <w:bCs w:val="false"/>
-                <w:i w:val="false"/>
-                <w:iCs w:val="false"/>
-                <w:color w:val="000000"/>
-                <w:sz w:val="18"/>
-                <w:szCs w:val="18"/>
-              </w:rPr>
-              <w:t xml:space="preserve"/>
-            </w:r>
-          </w:p>
-          <w:p>
-            <w:pPr>
-              <w:spacing w:after="40" w:before="0"/>
-              <w:jc w:val="left"/>
-            </w:pPr>
-            <w:r>
-              <w:rPr>
-                <w:rFonts w:ascii="Arial" w:cs="Arial" w:eastAsia="Arial" w:hAnsi="Arial"/>
-                <w:b w:val="false"/>
-                <w:bCs w:val="false"/>
-                <w:i w:val="false"/>
-                <w:iCs w:val="false"/>
-                <w:color w:val="000000"/>
-                <w:sz w:val="18"/>
-                <w:szCs w:val="18"/>
-              </w:rPr>
-              <w:t xml:space="preserve">Rule 1 — Equal perpendicular distances: The distance from any object point P to the mirror line, measured along the perpendicular to that line, is exactly equal to the distance from the mirror line to the corresponding image point P′. In notation: if M is the foot of the perpendicular from P to the mirror line, then PM = MP′.</w:t>
-            </w:r>
-          </w:p>
-          <w:p>
-            <w:pPr>
-              <w:spacing w:after="40" w:before="0"/>
-              <w:jc w:val="left"/>
-            </w:pPr>
-            <w:r>
-              <w:rPr>
-                <w:rFonts w:ascii="Arial" w:cs="Arial" w:eastAsia="Arial" w:hAnsi="Arial"/>
-                <w:b w:val="false"/>
-                <w:bCs w:val="false"/>
-                <w:i w:val="false"/>
-                <w:iCs w:val="false"/>
-                <w:color w:val="000000"/>
-                <w:sz w:val="18"/>
-                <w:szCs w:val="18"/>
-              </w:rPr>
-              <w:t xml:space="preserve"/>
-            </w:r>
-          </w:p>
-          <w:p>
-            <w:pPr>
-              <w:spacing w:after="40" w:before="0"/>
-              <w:jc w:val="left"/>
-            </w:pPr>
-            <w:r>
-              <w:rPr>
-                <w:rFonts w:ascii="Arial" w:cs="Arial" w:eastAsia="Arial" w:hAnsi="Arial"/>
-                <w:b w:val="false"/>
-                <w:bCs w:val="false"/>
-                <w:i w:val="false"/>
-                <w:iCs w:val="false"/>
-                <w:color w:val="000000"/>
-                <w:sz w:val="18"/>
-                <w:szCs w:val="18"/>
-              </w:rPr>
-              <w:t xml:space="preserve">Rule 2 — Perpendicularity: The line segment PP′ always meets the mirror line at a right angle (90°).</w:t>
-            </w:r>
-          </w:p>
-          <w:p>
-            <w:pPr>
-              <w:spacing w:after="40" w:before="0"/>
-              <w:jc w:val="left"/>
-            </w:pPr>
-            <w:r>
-              <w:rPr>
-                <w:rFonts w:ascii="Arial" w:cs="Arial" w:eastAsia="Arial" w:hAnsi="Arial"/>
-                <w:b w:val="false"/>
-                <w:bCs w:val="false"/>
-                <w:i w:val="false"/>
-                <w:iCs w:val="false"/>
-                <w:color w:val="000000"/>
-                <w:sz w:val="18"/>
-                <w:szCs w:val="18"/>
-              </w:rPr>
-              <w:t xml:space="preserve"/>
-            </w:r>
-          </w:p>
-          <w:p>
-            <w:pPr>
-              <w:spacing w:after="40" w:before="0"/>
-              <w:jc w:val="left"/>
-            </w:pPr>
-            <w:r>
-              <w:rPr>
-                <w:rFonts w:ascii="Arial" w:cs="Arial" w:eastAsia="Arial" w:hAnsi="Arial"/>
-                <w:b w:val="false"/>
-                <w:bCs w:val="false"/>
-                <w:i w:val="false"/>
-                <w:iCs w:val="false"/>
-                <w:color w:val="000000"/>
-                <w:sz w:val="18"/>
-                <w:szCs w:val="18"/>
-              </w:rPr>
-              <w:t xml:space="preserve">Diagram (draw and label yours):</w:t>
-            </w:r>
-          </w:p>
-          <w:p>
-            <w:pPr>
-              <w:spacing w:after="40" w:before="0"/>
-              <w:jc w:val="left"/>
-            </w:pPr>
-            <w:r>
-              <w:rPr>
-                <w:rFonts w:ascii="Arial" w:cs="Arial" w:eastAsia="Arial" w:hAnsi="Arial"/>
-                <w:b w:val="false"/>
-                <w:bCs w:val="false"/>
-                <w:i w:val="false"/>
-                <w:iCs w:val="false"/>
-                <w:color w:val="000000"/>
-                <w:sz w:val="18"/>
-                <w:szCs w:val="18"/>
-              </w:rPr>
-              <w:t xml:space="preserve">  — Draw a vertical line labelled 'Mirror line (m)'.</w:t>
-            </w:r>
-          </w:p>
-          <w:p>
-            <w:pPr>
-              <w:spacing w:after="40" w:before="0"/>
-              <w:jc w:val="left"/>
-            </w:pPr>
-            <w:r>
-              <w:rPr>
-                <w:rFonts w:ascii="Arial" w:cs="Arial" w:eastAsia="Arial" w:hAnsi="Arial"/>
-                <w:b w:val="false"/>
-                <w:bCs w:val="false"/>
-                <w:i w:val="false"/>
-                <w:iCs w:val="false"/>
-                <w:color w:val="000000"/>
-                <w:sz w:val="18"/>
-                <w:szCs w:val="18"/>
-              </w:rPr>
-              <w:t xml:space="preserve">  — Mark a point P to the left of the line and its image P′ the same distance to the right.</w:t>
-            </w:r>
-          </w:p>
-          <w:p>
-            <w:pPr>
-              <w:spacing w:after="40" w:before="0"/>
-              <w:jc w:val="left"/>
-            </w:pPr>
-            <w:r>
-              <w:rPr>
-                <w:rFonts w:ascii="Arial" w:cs="Arial" w:eastAsia="Arial" w:hAnsi="Arial"/>
-                <w:b w:val="false"/>
-                <w:bCs w:val="false"/>
-                <w:i w:val="false"/>
-                <w:iCs w:val="false"/>
-                <w:color w:val="000000"/>
-                <w:sz w:val="18"/>
-                <w:szCs w:val="18"/>
-              </w:rPr>
-              <w:t xml:space="preserve">  — Draw the horizontal segment PP′, marking the right-angle symbol where it crosses m.</w:t>
-            </w:r>
-          </w:p>
-          <w:p>
-            <w:pPr>
-              <w:spacing w:after="40" w:before="0"/>
-              <w:jc w:val="left"/>
-            </w:pPr>
-            <w:r>
-              <w:rPr>
-                <w:rFonts w:ascii="Arial" w:cs="Arial" w:eastAsia="Arial" w:hAnsi="Arial"/>
-                <w:b w:val="false"/>
-                <w:bCs w:val="false"/>
-                <w:i w:val="false"/>
-                <w:iCs w:val="false"/>
-                <w:color w:val="000000"/>
-                <w:sz w:val="18"/>
-                <w:szCs w:val="18"/>
-              </w:rPr>
-              <w:t xml:space="preserve">  — Label PM and MP′ as equal lengths.</w:t>
-            </w:r>
-          </w:p>
-          <w:p>
-            <w:pPr>
-              <w:spacing w:after="40" w:before="0"/>
-              <w:jc w:val="left"/>
-            </w:pPr>
-            <w:r>
-              <w:rPr>
-                <w:rFonts w:ascii="Arial" w:cs="Arial" w:eastAsia="Arial" w:hAnsi="Arial"/>
-                <w:b w:val="false"/>
-                <w:bCs w:val="false"/>
-                <w:i w:val="false"/>
-                <w:iCs w:val="false"/>
-                <w:color w:val="000000"/>
-                <w:sz w:val="18"/>
-                <w:szCs w:val="18"/>
-              </w:rPr>
-              <w:t xml:space="preserve"/>
-            </w:r>
-          </w:p>
-          <w:p>
-            <w:pPr>
-              <w:spacing w:after="40" w:before="0"/>
-              <w:jc w:val="left"/>
-            </w:pPr>
-            <w:r>
-              <w:rPr>
-                <w:rFonts w:ascii="Arial" w:cs="Arial" w:eastAsia="Arial" w:hAnsi="Arial"/>
-                <w:b w:val="false"/>
-                <w:bCs w:val="false"/>
-                <w:i w:val="false"/>
-                <w:iCs w:val="false"/>
-                <w:color w:val="000000"/>
-                <w:sz w:val="18"/>
-                <w:szCs w:val="18"/>
-              </w:rPr>
-              <w:t xml:space="preserve">This is why Amina notices that she appears to stand as far behind the mirror as she actually stands in front of it: her image is always equidistant from the mirror line on the opposite side.</w:t>
+                <w:i/>
+                <w:iCs/>
+                <w:color w:val="808080"/>
+                <w:sz w:val="18"/>
+                <w:szCs w:val="18"/>
+              </w:rPr>
+              <w:t xml:space="preserve">Write your answer here:</w:t>
             </w:r>
           </w:p>
         </w:tc>
@@ -1095,14 +637,12 @@
         <w:tblLayout w:type="fixed"/>
       </w:tblPr>
       <w:tblGrid>
-        <w:gridCol w:w="3000"/>
-        <w:gridCol w:w="10680"/>
+        <w:gridCol w:w="13680"/>
       </w:tblGrid>
       <w:tr>
         <w:tc>
           <w:tcPr>
             <w:tcW w:type="dxa" w:w="13680"/>
-            <w:gridSpan w:val="2"/>
             <w:shd w:fill="1F3864" w:color="auto" w:val="clear"/>
             <w:tcMar>
               <w:top w:type="dxa" w:w="60"/>
@@ -1128,15 +668,15 @@
                 <w:sz w:val="22"/>
                 <w:szCs w:val="22"/>
               </w:rPr>
-              <w:t xml:space="preserve">Section 2 — Properties of a Reflected Image: Size, Shape, and Orientation</w:t>
-            </w:r>
-          </w:p>
-        </w:tc>
-      </w:tr>
-      <w:tr>
-        <w:tc>
-          <w:tcPr>
-            <w:tcW w:type="dxa" w:w="3000"/>
+              <w:t xml:space="preserve">Part 2: The three properties of reflection</w:t>
+            </w:r>
+          </w:p>
+        </w:tc>
+      </w:tr>
+      <w:tr>
+        <w:tc>
+          <w:tcPr>
+            <w:tcW w:type="dxa" w:w="13680"/>
             <w:shd w:fill="D9EEF1" w:color="auto" w:val="clear"/>
             <w:tcMar>
               <w:top w:type="dxa" w:w="60"/>
@@ -1162,13 +702,75 @@
                 <w:sz w:val="18"/>
                 <w:szCs w:val="18"/>
               </w:rPr>
-              <w:t xml:space="preserve">List and explain all four key properties of the image formed by reflection in a plane mirror. For each property, state whether the property is preserved or changed, give the correct mathematical term, and link it to at least one observation from the phenomenon — Amina's uniform, the matatu mirrors, or the letter 'A'.</w:t>
-            </w:r>
-          </w:p>
-        </w:tc>
-        <w:tc>
-          <w:tcPr>
-            <w:tcW w:type="dxa" w:w="10680"/>
+              <w:t xml:space="preserve">In Lesson 2 you measured the position of images in a plane mirror and constructed image points with a ruler and set square.</w:t>
+            </w:r>
+          </w:p>
+          <w:p>
+            <w:pPr>
+              <w:spacing w:after="40" w:before="0"/>
+              <w:jc w:val="left"/>
+            </w:pPr>
+            <w:r>
+              <w:rPr>
+                <w:rFonts w:ascii="Arial" w:cs="Arial" w:eastAsia="Arial" w:hAnsi="Arial"/>
+                <w:b/>
+                <w:bCs/>
+                <w:i w:val="false"/>
+                <w:iCs w:val="false"/>
+                <w:color w:val="000000"/>
+                <w:sz w:val="18"/>
+                <w:szCs w:val="18"/>
+              </w:rPr>
+              <w:t xml:space="preserve">(a) State the three properties of reflection on a plane surface.</w:t>
+            </w:r>
+          </w:p>
+          <w:p>
+            <w:pPr>
+              <w:spacing w:after="40" w:before="0"/>
+              <w:jc w:val="left"/>
+            </w:pPr>
+            <w:r>
+              <w:rPr>
+                <w:rFonts w:ascii="Arial" w:cs="Arial" w:eastAsia="Arial" w:hAnsi="Arial"/>
+                <w:b/>
+                <w:bCs/>
+                <w:i w:val="false"/>
+                <w:iCs w:val="false"/>
+                <w:color w:val="000000"/>
+                <w:sz w:val="18"/>
+                <w:szCs w:val="18"/>
+              </w:rPr>
+              <w:t xml:space="preserve">(b) Otieno stands 1.2 m in front of a plane mirror. How far is he from his image? Show your working.</w:t>
+            </w:r>
+          </w:p>
+          <w:p>
+            <w:pPr>
+              <w:spacing w:after="40" w:before="0"/>
+              <w:jc w:val="left"/>
+            </w:pPr>
+            <w:r>
+              <w:rPr>
+                <w:rFonts w:ascii="Arial" w:cs="Arial" w:eastAsia="Arial" w:hAnsi="Arial"/>
+                <w:b/>
+                <w:bCs/>
+                <w:i w:val="false"/>
+                <w:iCs w:val="false"/>
+                <w:color w:val="000000"/>
+                <w:sz w:val="18"/>
+                <w:szCs w:val="18"/>
+              </w:rPr>
+              <w:t xml:space="preserve">(c) Use all three properties to explain why Aisha's bedroom-mirror image looks the same size and shape as her, and appears directly across the mirror from her, even though it is laterally reversed.</w:t>
+            </w:r>
+          </w:p>
+        </w:tc>
+      </w:tr>
+      <w:tr>
+        <w:trPr>
+          <w:trHeight w:val="4200" w:hRule="atLeast"/>
+        </w:trPr>
+        <w:tc>
+          <w:tcPr>
+            <w:tcW w:type="dxa" w:w="13680"/>
             <w:shd w:fill="FFFFFF" w:color="auto" w:val="clear"/>
             <w:tcMar>
               <w:top w:type="dxa" w:w="60"/>
@@ -1188,393 +790,13 @@
                 <w:rFonts w:ascii="Arial" w:cs="Arial" w:eastAsia="Arial" w:hAnsi="Arial"/>
                 <w:b w:val="false"/>
                 <w:bCs w:val="false"/>
-                <w:i w:val="false"/>
-                <w:iCs w:val="false"/>
-                <w:color w:val="000000"/>
-                <w:sz w:val="18"/>
-                <w:szCs w:val="18"/>
-              </w:rPr>
-              <w:t xml:space="preserve">When an object is reflected in a plane mirror, the image has the following four properties:</w:t>
-            </w:r>
-          </w:p>
-          <w:p>
-            <w:pPr>
-              <w:spacing w:after="40" w:before="0"/>
-              <w:jc w:val="left"/>
-            </w:pPr>
-            <w:r>
-              <w:rPr>
-                <w:rFonts w:ascii="Arial" w:cs="Arial" w:eastAsia="Arial" w:hAnsi="Arial"/>
-                <w:b w:val="false"/>
-                <w:bCs w:val="false"/>
-                <w:i w:val="false"/>
-                <w:iCs w:val="false"/>
-                <w:color w:val="000000"/>
-                <w:sz w:val="18"/>
-                <w:szCs w:val="18"/>
-              </w:rPr>
-              <w:t xml:space="preserve"/>
-            </w:r>
-          </w:p>
-          <w:p>
-            <w:pPr>
-              <w:spacing w:after="40" w:before="0"/>
-              <w:jc w:val="left"/>
-            </w:pPr>
-            <w:r>
-              <w:rPr>
-                <w:rFonts w:ascii="Arial" w:cs="Arial" w:eastAsia="Arial" w:hAnsi="Arial"/>
-                <w:b w:val="false"/>
-                <w:bCs w:val="false"/>
-                <w:i w:val="false"/>
-                <w:iCs w:val="false"/>
-                <w:color w:val="000000"/>
-                <w:sz w:val="18"/>
-                <w:szCs w:val="18"/>
-              </w:rPr>
-              <w:t xml:space="preserve">1. SAME SIZE (Lengths are preserved — congruence):</w:t>
-            </w:r>
-          </w:p>
-          <w:p>
-            <w:pPr>
-              <w:spacing w:after="40" w:before="0"/>
-              <w:jc w:val="left"/>
-            </w:pPr>
-            <w:r>
-              <w:rPr>
-                <w:rFonts w:ascii="Arial" w:cs="Arial" w:eastAsia="Arial" w:hAnsi="Arial"/>
-                <w:b w:val="false"/>
-                <w:bCs w:val="false"/>
-                <w:i w:val="false"/>
-                <w:iCs w:val="false"/>
-                <w:color w:val="000000"/>
-                <w:sz w:val="18"/>
-                <w:szCs w:val="18"/>
-              </w:rPr>
-              <w:t xml:space="preserve">Every length in the image equals the corresponding length in the object. This is why the pattern on Amina's Kanga skirt and the number of buttons on her shirt appear identical in the mirror — no stretching or shrinking occurs. Mathematically, reflection is an isometry (a distance-preserving transformation).</w:t>
-            </w:r>
-          </w:p>
-          <w:p>
-            <w:pPr>
-              <w:spacing w:after="40" w:before="0"/>
-              <w:jc w:val="left"/>
-            </w:pPr>
-            <w:r>
-              <w:rPr>
-                <w:rFonts w:ascii="Arial" w:cs="Arial" w:eastAsia="Arial" w:hAnsi="Arial"/>
-                <w:b w:val="false"/>
-                <w:bCs w:val="false"/>
-                <w:i w:val="false"/>
-                <w:iCs w:val="false"/>
-                <w:color w:val="000000"/>
-                <w:sz w:val="18"/>
-                <w:szCs w:val="18"/>
-              </w:rPr>
-              <w:t xml:space="preserve"/>
-            </w:r>
-          </w:p>
-          <w:p>
-            <w:pPr>
-              <w:spacing w:after="40" w:before="0"/>
-              <w:jc w:val="left"/>
-            </w:pPr>
-            <w:r>
-              <w:rPr>
-                <w:rFonts w:ascii="Arial" w:cs="Arial" w:eastAsia="Arial" w:hAnsi="Arial"/>
-                <w:b w:val="false"/>
-                <w:bCs w:val="false"/>
-                <w:i w:val="false"/>
-                <w:iCs w:val="false"/>
-                <w:color w:val="000000"/>
-                <w:sz w:val="18"/>
-                <w:szCs w:val="18"/>
-              </w:rPr>
-              <w:t xml:space="preserve">2. SAME SHAPE (Angles are preserved):</w:t>
-            </w:r>
-          </w:p>
-          <w:p>
-            <w:pPr>
-              <w:spacing w:after="40" w:before="0"/>
-              <w:jc w:val="left"/>
-            </w:pPr>
-            <w:r>
-              <w:rPr>
-                <w:rFonts w:ascii="Arial" w:cs="Arial" w:eastAsia="Arial" w:hAnsi="Arial"/>
-                <w:b w:val="false"/>
-                <w:bCs w:val="false"/>
-                <w:i w:val="false"/>
-                <w:iCs w:val="false"/>
-                <w:color w:val="000000"/>
-                <w:sz w:val="18"/>
-                <w:szCs w:val="18"/>
-              </w:rPr>
-              <w:t xml:space="preserve">Every angle in the image equals the corresponding angle in the object. The triangles, curves, and corners of Amina's reflection are geometrically congruent to those on her actual uniform.</w:t>
-            </w:r>
-          </w:p>
-          <w:p>
-            <w:pPr>
-              <w:spacing w:after="40" w:before="0"/>
-              <w:jc w:val="left"/>
-            </w:pPr>
-            <w:r>
-              <w:rPr>
-                <w:rFonts w:ascii="Arial" w:cs="Arial" w:eastAsia="Arial" w:hAnsi="Arial"/>
-                <w:b w:val="false"/>
-                <w:bCs w:val="false"/>
-                <w:i w:val="false"/>
-                <w:iCs w:val="false"/>
-                <w:color w:val="000000"/>
-                <w:sz w:val="18"/>
-                <w:szCs w:val="18"/>
-              </w:rPr>
-              <w:t xml:space="preserve"/>
-            </w:r>
-          </w:p>
-          <w:p>
-            <w:pPr>
-              <w:spacing w:after="40" w:before="0"/>
-              <w:jc w:val="left"/>
-            </w:pPr>
-            <w:r>
-              <w:rPr>
-                <w:rFonts w:ascii="Arial" w:cs="Arial" w:eastAsia="Arial" w:hAnsi="Arial"/>
-                <w:b w:val="false"/>
-                <w:bCs w:val="false"/>
-                <w:i w:val="false"/>
-                <w:iCs w:val="false"/>
-                <w:color w:val="000000"/>
-                <w:sz w:val="18"/>
-                <w:szCs w:val="18"/>
-              </w:rPr>
-              <w:t xml:space="preserve">3. LATERALLY INVERTED (Orientation is reversed):</w:t>
-            </w:r>
-          </w:p>
-          <w:p>
-            <w:pPr>
-              <w:spacing w:after="40" w:before="0"/>
-              <w:jc w:val="left"/>
-            </w:pPr>
-            <w:r>
-              <w:rPr>
-                <w:rFonts w:ascii="Arial" w:cs="Arial" w:eastAsia="Arial" w:hAnsi="Arial"/>
-                <w:b w:val="false"/>
-                <w:bCs w:val="false"/>
-                <w:i w:val="false"/>
-                <w:iCs w:val="false"/>
-                <w:color w:val="000000"/>
-                <w:sz w:val="18"/>
-                <w:szCs w:val="18"/>
-              </w:rPr>
-              <w:t xml:space="preserve">Although size and shape are preserved, the image is flipped — left and right are swapped across the mirror line. This is called lateral inversion. It explains why Amina raises her right hand but her reflection appears to raise its left hand, and why the letter 'A' placed beside a mirror appears as a horizontally flipped 'A'. Note: the letter 'A' is symmetrical, so the flip is less obvious — try it with the letter 'R' and the inversion becomes very clear.</w:t>
-            </w:r>
-          </w:p>
-          <w:p>
-            <w:pPr>
-              <w:spacing w:after="40" w:before="0"/>
-              <w:jc w:val="left"/>
-            </w:pPr>
-            <w:r>
-              <w:rPr>
-                <w:rFonts w:ascii="Arial" w:cs="Arial" w:eastAsia="Arial" w:hAnsi="Arial"/>
-                <w:b w:val="false"/>
-                <w:bCs w:val="false"/>
-                <w:i w:val="false"/>
-                <w:iCs w:val="false"/>
-                <w:color w:val="000000"/>
-                <w:sz w:val="18"/>
-                <w:szCs w:val="18"/>
-              </w:rPr>
-              <w:t xml:space="preserve"/>
-            </w:r>
-          </w:p>
-          <w:p>
-            <w:pPr>
-              <w:spacing w:after="40" w:before="0"/>
-              <w:jc w:val="left"/>
-            </w:pPr>
-            <w:r>
-              <w:rPr>
-                <w:rFonts w:ascii="Arial" w:cs="Arial" w:eastAsia="Arial" w:hAnsi="Arial"/>
-                <w:b w:val="false"/>
-                <w:bCs w:val="false"/>
-                <w:i w:val="false"/>
-                <w:iCs w:val="false"/>
-                <w:color w:val="000000"/>
-                <w:sz w:val="18"/>
-                <w:szCs w:val="18"/>
-              </w:rPr>
-              <w:t xml:space="preserve">4. IMAGE IS VIRTUAL (The image appears behind the mirror):</w:t>
-            </w:r>
-          </w:p>
-          <w:p>
-            <w:pPr>
-              <w:spacing w:after="40" w:before="0"/>
-              <w:jc w:val="left"/>
-            </w:pPr>
-            <w:r>
-              <w:rPr>
-                <w:rFonts w:ascii="Arial" w:cs="Arial" w:eastAsia="Arial" w:hAnsi="Arial"/>
-                <w:b w:val="false"/>
-                <w:bCs w:val="false"/>
-                <w:i w:val="false"/>
-                <w:iCs w:val="false"/>
-                <w:color w:val="000000"/>
-                <w:sz w:val="18"/>
-                <w:szCs w:val="18"/>
-              </w:rPr>
-              <w:t xml:space="preserve">The reflected image cannot be projected onto a screen because light rays do not actually converge behind the mirror — they only appear to. This is why the copy 'lives' behind the glass: it is a virtual image, located as far behind the mirror line as the object is in front.</w:t>
-            </w:r>
-          </w:p>
-          <w:p>
-            <w:pPr>
-              <w:spacing w:after="40" w:before="0"/>
-              <w:jc w:val="left"/>
-            </w:pPr>
-            <w:r>
-              <w:rPr>
-                <w:rFonts w:ascii="Arial" w:cs="Arial" w:eastAsia="Arial" w:hAnsi="Arial"/>
-                <w:b w:val="false"/>
-                <w:bCs w:val="false"/>
-                <w:i w:val="false"/>
-                <w:iCs w:val="false"/>
-                <w:color w:val="000000"/>
-                <w:sz w:val="18"/>
-                <w:szCs w:val="18"/>
-              </w:rPr>
-              <w:t xml:space="preserve"/>
-            </w:r>
-          </w:p>
-          <w:p>
-            <w:pPr>
-              <w:spacing w:after="40" w:before="0"/>
-              <w:jc w:val="left"/>
-            </w:pPr>
-            <w:r>
-              <w:rPr>
-                <w:rFonts w:ascii="Arial" w:cs="Arial" w:eastAsia="Arial" w:hAnsi="Arial"/>
-                <w:b w:val="false"/>
-                <w:bCs w:val="false"/>
-                <w:i w:val="false"/>
-                <w:iCs w:val="false"/>
-                <w:color w:val="000000"/>
-                <w:sz w:val="18"/>
-                <w:szCs w:val="18"/>
-              </w:rPr>
-              <w:t xml:space="preserve">Summary table (copy into your notes):</w:t>
-            </w:r>
-          </w:p>
-          <w:p>
-            <w:pPr>
-              <w:spacing w:after="40" w:before="0"/>
-              <w:jc w:val="left"/>
-            </w:pPr>
-            <w:r>
-              <w:rPr>
-                <w:rFonts w:ascii="Arial" w:cs="Arial" w:eastAsia="Arial" w:hAnsi="Arial"/>
-                <w:b w:val="false"/>
-                <w:bCs w:val="false"/>
-                <w:i w:val="false"/>
-                <w:iCs w:val="false"/>
-                <w:color w:val="000000"/>
-                <w:sz w:val="18"/>
-                <w:szCs w:val="18"/>
-              </w:rPr>
-              <w:t xml:space="preserve">| Property       | Preserved or Changed? | Term used         |</w:t>
-            </w:r>
-          </w:p>
-          <w:p>
-            <w:pPr>
-              <w:spacing w:after="40" w:before="0"/>
-              <w:jc w:val="left"/>
-            </w:pPr>
-            <w:r>
-              <w:rPr>
-                <w:rFonts w:ascii="Arial" w:cs="Arial" w:eastAsia="Arial" w:hAnsi="Arial"/>
-                <w:b w:val="false"/>
-                <w:bCs w:val="false"/>
-                <w:i w:val="false"/>
-                <w:iCs w:val="false"/>
-                <w:color w:val="000000"/>
-                <w:sz w:val="18"/>
-                <w:szCs w:val="18"/>
-              </w:rPr>
-              <w:t xml:space="preserve">|----------------|-----------------------|-------------------|</w:t>
-            </w:r>
-          </w:p>
-          <w:p>
-            <w:pPr>
-              <w:spacing w:after="40" w:before="0"/>
-              <w:jc w:val="left"/>
-            </w:pPr>
-            <w:r>
-              <w:rPr>
-                <w:rFonts w:ascii="Arial" w:cs="Arial" w:eastAsia="Arial" w:hAnsi="Arial"/>
-                <w:b w:val="false"/>
-                <w:bCs w:val="false"/>
-                <w:i w:val="false"/>
-                <w:iCs w:val="false"/>
-                <w:color w:val="000000"/>
-                <w:sz w:val="18"/>
-                <w:szCs w:val="18"/>
-              </w:rPr>
-              <w:t xml:space="preserve">| Lengths        | Preserved             | Congruence / Isometry |</w:t>
-            </w:r>
-          </w:p>
-          <w:p>
-            <w:pPr>
-              <w:spacing w:after="40" w:before="0"/>
-              <w:jc w:val="left"/>
-            </w:pPr>
-            <w:r>
-              <w:rPr>
-                <w:rFonts w:ascii="Arial" w:cs="Arial" w:eastAsia="Arial" w:hAnsi="Arial"/>
-                <w:b w:val="false"/>
-                <w:bCs w:val="false"/>
-                <w:i w:val="false"/>
-                <w:iCs w:val="false"/>
-                <w:color w:val="000000"/>
-                <w:sz w:val="18"/>
-                <w:szCs w:val="18"/>
-              </w:rPr>
-              <w:t xml:space="preserve">| Angles         | Preserved             | Congruence        |</w:t>
-            </w:r>
-          </w:p>
-          <w:p>
-            <w:pPr>
-              <w:spacing w:after="40" w:before="0"/>
-              <w:jc w:val="left"/>
-            </w:pPr>
-            <w:r>
-              <w:rPr>
-                <w:rFonts w:ascii="Arial" w:cs="Arial" w:eastAsia="Arial" w:hAnsi="Arial"/>
-                <w:b w:val="false"/>
-                <w:bCs w:val="false"/>
-                <w:i w:val="false"/>
-                <w:iCs w:val="false"/>
-                <w:color w:val="000000"/>
-                <w:sz w:val="18"/>
-                <w:szCs w:val="18"/>
-              </w:rPr>
-              <w:t xml:space="preserve">| Orientation    | Changed               | Lateral inversion |</w:t>
-            </w:r>
-          </w:p>
-          <w:p>
-            <w:pPr>
-              <w:spacing w:after="40" w:before="0"/>
-              <w:jc w:val="left"/>
-            </w:pPr>
-            <w:r>
-              <w:rPr>
-                <w:rFonts w:ascii="Arial" w:cs="Arial" w:eastAsia="Arial" w:hAnsi="Arial"/>
-                <w:b w:val="false"/>
-                <w:bCs w:val="false"/>
-                <w:i w:val="false"/>
-                <w:iCs w:val="false"/>
-                <w:color w:val="000000"/>
-                <w:sz w:val="18"/>
-                <w:szCs w:val="18"/>
-              </w:rPr>
-              <w:t xml:space="preserve">| Position       | Image behind mirror   | Virtual image     |</w:t>
+                <w:i/>
+                <w:iCs/>
+                <w:color w:val="808080"/>
+                <w:sz w:val="18"/>
+                <w:szCs w:val="18"/>
+              </w:rPr>
+              <w:t xml:space="preserve">Write your answer here:</w:t>
             </w:r>
           </w:p>
         </w:tc>
@@ -1602,14 +824,12 @@
         <w:tblLayout w:type="fixed"/>
       </w:tblPr>
       <w:tblGrid>
-        <w:gridCol w:w="3000"/>
-        <w:gridCol w:w="10680"/>
+        <w:gridCol w:w="13680"/>
       </w:tblGrid>
       <w:tr>
         <w:tc>
           <w:tcPr>
             <w:tcW w:type="dxa" w:w="13680"/>
-            <w:gridSpan w:val="2"/>
             <w:shd w:fill="1F3864" w:color="auto" w:val="clear"/>
             <w:tcMar>
               <w:top w:type="dxa" w:w="60"/>
@@ -1635,15 +855,15 @@
                 <w:sz w:val="22"/>
                 <w:szCs w:val="22"/>
               </w:rPr>
-              <w:t xml:space="preserve">Section 3 — Constructing the Image: The Step-by-Step Geometric Method</w:t>
-            </w:r>
-          </w:p>
-        </w:tc>
-      </w:tr>
-      <w:tr>
-        <w:tc>
-          <w:tcPr>
-            <w:tcW w:type="dxa" w:w="3000"/>
+              <w:t xml:space="preserve">Part 3: Reflection on the Cartesian plane</w:t>
+            </w:r>
+          </w:p>
+        </w:tc>
+      </w:tr>
+      <w:tr>
+        <w:tc>
+          <w:tcPr>
+            <w:tcW w:type="dxa" w:w="13680"/>
             <w:shd w:fill="D9EEF1" w:color="auto" w:val="clear"/>
             <w:tcMar>
               <w:top w:type="dxa" w:w="60"/>
@@ -1669,13 +889,75 @@
                 <w:sz w:val="18"/>
                 <w:szCs w:val="18"/>
               </w:rPr>
-              <w:t xml:space="preserve">Describe, step by step, how you would accurately construct the reflection of a triangle ABC in a given mirror line m on a square-grid or plain paper. Your explanation should be precise enough for another Grade 10 student to follow without any additional help. State which tools you need and why each step guarantees the image is correct.</w:t>
-            </w:r>
-          </w:p>
-        </w:tc>
-        <w:tc>
-          <w:tcPr>
-            <w:tcW w:type="dxa" w:w="10680"/>
+              <w:t xml:space="preserve">On the Cartesian plane, the y-axis (x = 0), the x-axis (y = 0) and the line y = x can each act as a mirror line.</w:t>
+            </w:r>
+          </w:p>
+          <w:p>
+            <w:pPr>
+              <w:spacing w:after="40" w:before="0"/>
+              <w:jc w:val="left"/>
+            </w:pPr>
+            <w:r>
+              <w:rPr>
+                <w:rFonts w:ascii="Arial" w:cs="Arial" w:eastAsia="Arial" w:hAnsi="Arial"/>
+                <w:b/>
+                <w:bCs/>
+                <w:i w:val="false"/>
+                <w:iCs w:val="false"/>
+                <w:color w:val="000000"/>
+                <w:sz w:val="18"/>
+                <w:szCs w:val="18"/>
+              </w:rPr>
+              <w:t xml:space="preserve">(a) Write the rule for reflecting a point (x, y) in each of these three lines.</w:t>
+            </w:r>
+          </w:p>
+          <w:p>
+            <w:pPr>
+              <w:spacing w:after="40" w:before="0"/>
+              <w:jc w:val="left"/>
+            </w:pPr>
+            <w:r>
+              <w:rPr>
+                <w:rFonts w:ascii="Arial" w:cs="Arial" w:eastAsia="Arial" w:hAnsi="Arial"/>
+                <w:b/>
+                <w:bCs/>
+                <w:i w:val="false"/>
+                <w:iCs w:val="false"/>
+                <w:color w:val="000000"/>
+                <w:sz w:val="18"/>
+                <w:szCs w:val="18"/>
+              </w:rPr>
+              <w:t xml:space="preserve">(b) Point A(2, 5) is reflected in each of the three mirror lines. Write the coordinates of each image.</w:t>
+            </w:r>
+          </w:p>
+          <w:p>
+            <w:pPr>
+              <w:spacing w:after="40" w:before="0"/>
+              <w:jc w:val="left"/>
+            </w:pPr>
+            <w:r>
+              <w:rPr>
+                <w:rFonts w:ascii="Arial" w:cs="Arial" w:eastAsia="Arial" w:hAnsi="Arial"/>
+                <w:b/>
+                <w:bCs/>
+                <w:i w:val="false"/>
+                <w:iCs w:val="false"/>
+                <w:color w:val="000000"/>
+                <w:sz w:val="18"/>
+                <w:szCs w:val="18"/>
+              </w:rPr>
+              <w:t xml:space="preserve">(c) Aisha stands at x = 3 in front of a mirror wall along the y-axis. Where is her image, and how does this explain why the image raises the opposite hand?</w:t>
+            </w:r>
+          </w:p>
+        </w:tc>
+      </w:tr>
+      <w:tr>
+        <w:trPr>
+          <w:trHeight w:val="4200" w:hRule="atLeast"/>
+        </w:trPr>
+        <w:tc>
+          <w:tcPr>
+            <w:tcW w:type="dxa" w:w="13680"/>
             <w:shd w:fill="FFFFFF" w:color="auto" w:val="clear"/>
             <w:tcMar>
               <w:top w:type="dxa" w:w="60"/>
@@ -1695,336 +977,13 @@
                 <w:rFonts w:ascii="Arial" w:cs="Arial" w:eastAsia="Arial" w:hAnsi="Arial"/>
                 <w:b w:val="false"/>
                 <w:bCs w:val="false"/>
-                <w:i w:val="false"/>
-                <w:iCs w:val="false"/>
-                <w:color w:val="000000"/>
-                <w:sz w:val="18"/>
-                <w:szCs w:val="18"/>
-              </w:rPr>
-              <w:t xml:space="preserve">Tools needed: ruler, set square (or protractor), pencil, eraser.</w:t>
-            </w:r>
-          </w:p>
-          <w:p>
-            <w:pPr>
-              <w:spacing w:after="40" w:before="0"/>
-              <w:jc w:val="left"/>
-            </w:pPr>
-            <w:r>
-              <w:rPr>
-                <w:rFonts w:ascii="Arial" w:cs="Arial" w:eastAsia="Arial" w:hAnsi="Arial"/>
-                <w:b w:val="false"/>
-                <w:bCs w:val="false"/>
-                <w:i w:val="false"/>
-                <w:iCs w:val="false"/>
-                <w:color w:val="000000"/>
-                <w:sz w:val="18"/>
-                <w:szCs w:val="18"/>
-              </w:rPr>
-              <w:t xml:space="preserve"/>
-            </w:r>
-          </w:p>
-          <w:p>
-            <w:pPr>
-              <w:spacing w:after="40" w:before="0"/>
-              <w:jc w:val="left"/>
-            </w:pPr>
-            <w:r>
-              <w:rPr>
-                <w:rFonts w:ascii="Arial" w:cs="Arial" w:eastAsia="Arial" w:hAnsi="Arial"/>
-                <w:b w:val="false"/>
-                <w:bCs w:val="false"/>
-                <w:i w:val="false"/>
-                <w:iCs w:val="false"/>
-                <w:color w:val="000000"/>
-                <w:sz w:val="18"/>
-                <w:szCs w:val="18"/>
-              </w:rPr>
-              <w:t xml:space="preserve">Step 1 — Identify the object points.</w:t>
-            </w:r>
-          </w:p>
-          <w:p>
-            <w:pPr>
-              <w:spacing w:after="40" w:before="0"/>
-              <w:jc w:val="left"/>
-            </w:pPr>
-            <w:r>
-              <w:rPr>
-                <w:rFonts w:ascii="Arial" w:cs="Arial" w:eastAsia="Arial" w:hAnsi="Arial"/>
-                <w:b w:val="false"/>
-                <w:bCs w:val="false"/>
-                <w:i w:val="false"/>
-                <w:iCs w:val="false"/>
-                <w:color w:val="000000"/>
-                <w:sz w:val="18"/>
-                <w:szCs w:val="18"/>
-              </w:rPr>
-              <w:t xml:space="preserve">Label the three vertices of your triangle A, B, and C clearly on your paper.</w:t>
-            </w:r>
-          </w:p>
-          <w:p>
-            <w:pPr>
-              <w:spacing w:after="40" w:before="0"/>
-              <w:jc w:val="left"/>
-            </w:pPr>
-            <w:r>
-              <w:rPr>
-                <w:rFonts w:ascii="Arial" w:cs="Arial" w:eastAsia="Arial" w:hAnsi="Arial"/>
-                <w:b w:val="false"/>
-                <w:bCs w:val="false"/>
-                <w:i w:val="false"/>
-                <w:iCs w:val="false"/>
-                <w:color w:val="000000"/>
-                <w:sz w:val="18"/>
-                <w:szCs w:val="18"/>
-              </w:rPr>
-              <w:t xml:space="preserve"/>
-            </w:r>
-          </w:p>
-          <w:p>
-            <w:pPr>
-              <w:spacing w:after="40" w:before="0"/>
-              <w:jc w:val="left"/>
-            </w:pPr>
-            <w:r>
-              <w:rPr>
-                <w:rFonts w:ascii="Arial" w:cs="Arial" w:eastAsia="Arial" w:hAnsi="Arial"/>
-                <w:b w:val="false"/>
-                <w:bCs w:val="false"/>
-                <w:i w:val="false"/>
-                <w:iCs w:val="false"/>
-                <w:color w:val="000000"/>
-                <w:sz w:val="18"/>
-                <w:szCs w:val="18"/>
-              </w:rPr>
-              <w:t xml:space="preserve">Step 2 — Draw perpendiculars from each vertex to the mirror line m.</w:t>
-            </w:r>
-          </w:p>
-          <w:p>
-            <w:pPr>
-              <w:spacing w:after="40" w:before="0"/>
-              <w:jc w:val="left"/>
-            </w:pPr>
-            <w:r>
-              <w:rPr>
-                <w:rFonts w:ascii="Arial" w:cs="Arial" w:eastAsia="Arial" w:hAnsi="Arial"/>
-                <w:b w:val="false"/>
-                <w:bCs w:val="false"/>
-                <w:i w:val="false"/>
-                <w:iCs w:val="false"/>
-                <w:color w:val="000000"/>
-                <w:sz w:val="18"/>
-                <w:szCs w:val="18"/>
-              </w:rPr>
-              <w:t xml:space="preserve">From vertex A, use your set square to draw a line that meets m at exactly 90°. Mark the foot of this perpendicular as Aₘ. Repeat for vertices B and C to get feet Bₘ and Cₘ. (The right angle guarantees we are measuring the shortest — perpendicular — distance, which is what the rule requires.)</w:t>
-            </w:r>
-          </w:p>
-          <w:p>
-            <w:pPr>
-              <w:spacing w:after="40" w:before="0"/>
-              <w:jc w:val="left"/>
-            </w:pPr>
-            <w:r>
-              <w:rPr>
-                <w:rFonts w:ascii="Arial" w:cs="Arial" w:eastAsia="Arial" w:hAnsi="Arial"/>
-                <w:b w:val="false"/>
-                <w:bCs w:val="false"/>
-                <w:i w:val="false"/>
-                <w:iCs w:val="false"/>
-                <w:color w:val="000000"/>
-                <w:sz w:val="18"/>
-                <w:szCs w:val="18"/>
-              </w:rPr>
-              <w:t xml:space="preserve"/>
-            </w:r>
-          </w:p>
-          <w:p>
-            <w:pPr>
-              <w:spacing w:after="40" w:before="0"/>
-              <w:jc w:val="left"/>
-            </w:pPr>
-            <w:r>
-              <w:rPr>
-                <w:rFonts w:ascii="Arial" w:cs="Arial" w:eastAsia="Arial" w:hAnsi="Arial"/>
-                <w:b w:val="false"/>
-                <w:bCs w:val="false"/>
-                <w:i w:val="false"/>
-                <w:iCs w:val="false"/>
-                <w:color w:val="000000"/>
-                <w:sz w:val="18"/>
-                <w:szCs w:val="18"/>
-              </w:rPr>
-              <w:t xml:space="preserve">Step 3 — Mark the image points on the opposite side.</w:t>
-            </w:r>
-          </w:p>
-          <w:p>
-            <w:pPr>
-              <w:spacing w:after="40" w:before="0"/>
-              <w:jc w:val="left"/>
-            </w:pPr>
-            <w:r>
-              <w:rPr>
-                <w:rFonts w:ascii="Arial" w:cs="Arial" w:eastAsia="Arial" w:hAnsi="Arial"/>
-                <w:b w:val="false"/>
-                <w:bCs w:val="false"/>
-                <w:i w:val="false"/>
-                <w:iCs w:val="false"/>
-                <w:color w:val="000000"/>
-                <w:sz w:val="18"/>
-                <w:szCs w:val="18"/>
-              </w:rPr>
-              <w:t xml:space="preserve">Measure the distance AAₘ with your ruler. Mark point A′ on the other side of m along the same perpendicular line so that AₘA′ = AAₘ. Repeat to find B′ and C′.</w:t>
-            </w:r>
-          </w:p>
-          <w:p>
-            <w:pPr>
-              <w:spacing w:after="40" w:before="0"/>
-              <w:jc w:val="left"/>
-            </w:pPr>
-            <w:r>
-              <w:rPr>
-                <w:rFonts w:ascii="Arial" w:cs="Arial" w:eastAsia="Arial" w:hAnsi="Arial"/>
-                <w:b w:val="false"/>
-                <w:bCs w:val="false"/>
-                <w:i w:val="false"/>
-                <w:iCs w:val="false"/>
-                <w:color w:val="000000"/>
-                <w:sz w:val="18"/>
-                <w:szCs w:val="18"/>
-              </w:rPr>
-              <w:t xml:space="preserve"/>
-            </w:r>
-          </w:p>
-          <w:p>
-            <w:pPr>
-              <w:spacing w:after="40" w:before="0"/>
-              <w:jc w:val="left"/>
-            </w:pPr>
-            <w:r>
-              <w:rPr>
-                <w:rFonts w:ascii="Arial" w:cs="Arial" w:eastAsia="Arial" w:hAnsi="Arial"/>
-                <w:b w:val="false"/>
-                <w:bCs w:val="false"/>
-                <w:i w:val="false"/>
-                <w:iCs w:val="false"/>
-                <w:color w:val="000000"/>
-                <w:sz w:val="18"/>
-                <w:szCs w:val="18"/>
-              </w:rPr>
-              <w:t xml:space="preserve">Step 4 — Connect the image points.</w:t>
-            </w:r>
-          </w:p>
-          <w:p>
-            <w:pPr>
-              <w:spacing w:after="40" w:before="0"/>
-              <w:jc w:val="left"/>
-            </w:pPr>
-            <w:r>
-              <w:rPr>
-                <w:rFonts w:ascii="Arial" w:cs="Arial" w:eastAsia="Arial" w:hAnsi="Arial"/>
-                <w:b w:val="false"/>
-                <w:bCs w:val="false"/>
-                <w:i w:val="false"/>
-                <w:iCs w:val="false"/>
-                <w:color w:val="000000"/>
-                <w:sz w:val="18"/>
-                <w:szCs w:val="18"/>
-              </w:rPr>
-              <w:t xml:space="preserve">Join A′, B′, and C′ to form triangle A′B′C′. This is the reflected image.</w:t>
-            </w:r>
-          </w:p>
-          <w:p>
-            <w:pPr>
-              <w:spacing w:after="40" w:before="0"/>
-              <w:jc w:val="left"/>
-            </w:pPr>
-            <w:r>
-              <w:rPr>
-                <w:rFonts w:ascii="Arial" w:cs="Arial" w:eastAsia="Arial" w:hAnsi="Arial"/>
-                <w:b w:val="false"/>
-                <w:bCs w:val="false"/>
-                <w:i w:val="false"/>
-                <w:iCs w:val="false"/>
-                <w:color w:val="000000"/>
-                <w:sz w:val="18"/>
-                <w:szCs w:val="18"/>
-              </w:rPr>
-              <w:t xml:space="preserve"/>
-            </w:r>
-          </w:p>
-          <w:p>
-            <w:pPr>
-              <w:spacing w:after="40" w:before="0"/>
-              <w:jc w:val="left"/>
-            </w:pPr>
-            <w:r>
-              <w:rPr>
-                <w:rFonts w:ascii="Arial" w:cs="Arial" w:eastAsia="Arial" w:hAnsi="Arial"/>
-                <w:b w:val="false"/>
-                <w:bCs w:val="false"/>
-                <w:i w:val="false"/>
-                <w:iCs w:val="false"/>
-                <w:color w:val="000000"/>
-                <w:sz w:val="18"/>
-                <w:szCs w:val="18"/>
-              </w:rPr>
-              <w:t xml:space="preserve">Step 5 — Verify.</w:t>
-            </w:r>
-          </w:p>
-          <w:p>
-            <w:pPr>
-              <w:spacing w:after="40" w:before="0"/>
-              <w:jc w:val="left"/>
-            </w:pPr>
-            <w:r>
-              <w:rPr>
-                <w:rFonts w:ascii="Arial" w:cs="Arial" w:eastAsia="Arial" w:hAnsi="Arial"/>
-                <w:b w:val="false"/>
-                <w:bCs w:val="false"/>
-                <w:i w:val="false"/>
-                <w:iCs w:val="false"/>
-                <w:color w:val="000000"/>
-                <w:sz w:val="18"/>
-                <w:szCs w:val="18"/>
-              </w:rPr>
-              <w:t xml:space="preserve">Check that: (a) each image vertex is the same distance from m as its object vertex; (b) the line joining each object–image pair (e.g. AA′) is perpendicular to m; (c) the image triangle is congruent to the original (measure corresponding sides and angles).</w:t>
-            </w:r>
-          </w:p>
-          <w:p>
-            <w:pPr>
-              <w:spacing w:after="40" w:before="0"/>
-              <w:jc w:val="left"/>
-            </w:pPr>
-            <w:r>
-              <w:rPr>
-                <w:rFonts w:ascii="Arial" w:cs="Arial" w:eastAsia="Arial" w:hAnsi="Arial"/>
-                <w:b w:val="false"/>
-                <w:bCs w:val="false"/>
-                <w:i w:val="false"/>
-                <w:iCs w:val="false"/>
-                <w:color w:val="000000"/>
-                <w:sz w:val="18"/>
-                <w:szCs w:val="18"/>
-              </w:rPr>
-              <w:t xml:space="preserve"/>
-            </w:r>
-          </w:p>
-          <w:p>
-            <w:pPr>
-              <w:spacing w:after="40" w:before="0"/>
-              <w:jc w:val="left"/>
-            </w:pPr>
-            <w:r>
-              <w:rPr>
-                <w:rFonts w:ascii="Arial" w:cs="Arial" w:eastAsia="Arial" w:hAnsi="Arial"/>
-                <w:b w:val="false"/>
-                <w:bCs w:val="false"/>
-                <w:i w:val="false"/>
-                <w:iCs w:val="false"/>
-                <w:color w:val="000000"/>
-                <w:sz w:val="18"/>
-                <w:szCs w:val="18"/>
-              </w:rPr>
-              <w:t xml:space="preserve">Why this works: Every step mirrors the two fundamental rules — equal perpendicular distances and perpendicularity of the connector — that govern reflection. These rules ensure the image is an exact congruent copy, laterally inverted, on the opposite side of m.</w:t>
+                <w:i/>
+                <w:iCs/>
+                <w:color w:val="808080"/>
+                <w:sz w:val="18"/>
+                <w:szCs w:val="18"/>
+              </w:rPr>
+              <w:t xml:space="preserve">Write your answer here:</w:t>
             </w:r>
           </w:p>
         </w:tc>
@@ -2052,14 +1011,12 @@
         <w:tblLayout w:type="fixed"/>
       </w:tblPr>
       <w:tblGrid>
-        <w:gridCol w:w="3000"/>
-        <w:gridCol w:w="10680"/>
+        <w:gridCol w:w="13680"/>
       </w:tblGrid>
       <w:tr>
         <w:tc>
           <w:tcPr>
             <w:tcW w:type="dxa" w:w="13680"/>
-            <w:gridSpan w:val="2"/>
             <w:shd w:fill="1F3864" w:color="auto" w:val="clear"/>
             <w:tcMar>
               <w:top w:type="dxa" w:w="60"/>
@@ -2085,15 +1042,15 @@
                 <w:sz w:val="22"/>
                 <w:szCs w:val="22"/>
               </w:rPr>
-              <w:t xml:space="preserve">Section 4 — Lines of Symmetry: When the Mirror Line Lives Inside the Shape</w:t>
-            </w:r>
-          </w:p>
-        </w:tc>
-      </w:tr>
-      <w:tr>
-        <w:tc>
-          <w:tcPr>
-            <w:tcW w:type="dxa" w:w="3000"/>
+              <w:t xml:space="preserve">Part 4: Finding a hidden mirror line</w:t>
+            </w:r>
+          </w:p>
+        </w:tc>
+      </w:tr>
+      <w:tr>
+        <w:tc>
+          <w:tcPr>
+            <w:tcW w:type="dxa" w:w="13680"/>
             <w:shd w:fill="D9EEF1" w:color="auto" w:val="clear"/>
             <w:tcMar>
               <w:top w:type="dxa" w:w="60"/>
@@ -2119,13 +1076,75 @@
                 <w:sz w:val="18"/>
                 <w:szCs w:val="18"/>
               </w:rPr>
-              <w:t xml:space="preserve">Explain what a line of symmetry is and how it connects to the geometric definition of reflection. Identify and justify all lines of symmetry for: (a) an equilateral triangle, (b) a rectangle, and (c) the letter 'A' as seen in the classroom phenomenon. Explain why a scalene triangle has no line of symmetry.</w:t>
-            </w:r>
-          </w:p>
-        </w:tc>
-        <w:tc>
-          <w:tcPr>
-            <w:tcW w:type="dxa" w:w="10680"/>
+              <w:t xml:space="preserve">In Lesson 6 you found the mirror line when the mirror had been removed.</w:t>
+            </w:r>
+          </w:p>
+          <w:p>
+            <w:pPr>
+              <w:spacing w:after="40" w:before="0"/>
+              <w:jc w:val="left"/>
+            </w:pPr>
+            <w:r>
+              <w:rPr>
+                <w:rFonts w:ascii="Arial" w:cs="Arial" w:eastAsia="Arial" w:hAnsi="Arial"/>
+                <w:b/>
+                <w:bCs/>
+                <w:i w:val="false"/>
+                <w:iCs w:val="false"/>
+                <w:color w:val="000000"/>
+                <w:sz w:val="18"/>
+                <w:szCs w:val="18"/>
+              </w:rPr>
+              <w:t xml:space="preserve">(a) A point P and its image P′ are given on plain paper with no mirror shown. Describe how you construct the mirror line with a ruler and compass.</w:t>
+            </w:r>
+          </w:p>
+          <w:p>
+            <w:pPr>
+              <w:spacing w:after="40" w:before="0"/>
+              <w:jc w:val="left"/>
+            </w:pPr>
+            <w:r>
+              <w:rPr>
+                <w:rFonts w:ascii="Arial" w:cs="Arial" w:eastAsia="Arial" w:hAnsi="Arial"/>
+                <w:b/>
+                <w:bCs/>
+                <w:i w:val="false"/>
+                <w:iCs w:val="false"/>
+                <w:color w:val="000000"/>
+                <w:sz w:val="18"/>
+                <w:szCs w:val="18"/>
+              </w:rPr>
+              <w:t xml:space="preserve">(b) Explain why the mirror line must pass through the midpoint of PP′ AND be perpendicular to PP′. What would go wrong with any other line through the midpoint?</w:t>
+            </w:r>
+          </w:p>
+          <w:p>
+            <w:pPr>
+              <w:spacing w:after="40" w:before="0"/>
+              <w:jc w:val="left"/>
+            </w:pPr>
+            <w:r>
+              <w:rPr>
+                <w:rFonts w:ascii="Arial" w:cs="Arial" w:eastAsia="Arial" w:hAnsi="Arial"/>
+                <w:b/>
+                <w:bCs/>
+                <w:i w:val="false"/>
+                <w:iCs w:val="false"/>
+                <w:color w:val="000000"/>
+                <w:sz w:val="18"/>
+                <w:szCs w:val="18"/>
+              </w:rPr>
+              <w:t xml:space="preserve">(c) On the Cartesian plane, how can you find the mirror line for an object point and its image by using algebra? Include what happens when the segment joining them is horizontal or vertical.</w:t>
+            </w:r>
+          </w:p>
+        </w:tc>
+      </w:tr>
+      <w:tr>
+        <w:trPr>
+          <w:trHeight w:val="4200" w:hRule="atLeast"/>
+        </w:trPr>
+        <w:tc>
+          <w:tcPr>
+            <w:tcW w:type="dxa" w:w="13680"/>
             <w:shd w:fill="FFFFFF" w:color="auto" w:val="clear"/>
             <w:tcMar>
               <w:top w:type="dxa" w:w="60"/>
@@ -2145,241 +1164,13 @@
                 <w:rFonts w:ascii="Arial" w:cs="Arial" w:eastAsia="Arial" w:hAnsi="Arial"/>
                 <w:b w:val="false"/>
                 <w:bCs w:val="false"/>
-                <w:i w:val="false"/>
-                <w:iCs w:val="false"/>
-                <w:color w:val="000000"/>
-                <w:sz w:val="18"/>
-                <w:szCs w:val="18"/>
-              </w:rPr>
-              <w:t xml:space="preserve">A line of symmetry is a mirror line placed through a shape such that the reflection of the shape in that line maps the shape exactly onto itself — every point on one side has a matching point on the other side at an equal perpendicular distance. In other words, a line of symmetry is a mirror line for which the image and the object are identical and perfectly overlap.</w:t>
-            </w:r>
-          </w:p>
-          <w:p>
-            <w:pPr>
-              <w:spacing w:after="40" w:before="0"/>
-              <w:jc w:val="left"/>
-            </w:pPr>
-            <w:r>
-              <w:rPr>
-                <w:rFonts w:ascii="Arial" w:cs="Arial" w:eastAsia="Arial" w:hAnsi="Arial"/>
-                <w:b w:val="false"/>
-                <w:bCs w:val="false"/>
-                <w:i w:val="false"/>
-                <w:iCs w:val="false"/>
-                <w:color w:val="000000"/>
-                <w:sz w:val="18"/>
-                <w:szCs w:val="18"/>
-              </w:rPr>
-              <w:t xml:space="preserve"/>
-            </w:r>
-          </w:p>
-          <w:p>
-            <w:pPr>
-              <w:spacing w:after="40" w:before="0"/>
-              <w:jc w:val="left"/>
-            </w:pPr>
-            <w:r>
-              <w:rPr>
-                <w:rFonts w:ascii="Arial" w:cs="Arial" w:eastAsia="Arial" w:hAnsi="Arial"/>
-                <w:b w:val="false"/>
-                <w:bCs w:val="false"/>
-                <w:i w:val="false"/>
-                <w:iCs w:val="false"/>
-                <w:color w:val="000000"/>
-                <w:sz w:val="18"/>
-                <w:szCs w:val="18"/>
-              </w:rPr>
-              <w:t xml:space="preserve">(a) Equilateral triangle — 3 lines of symmetry.</w:t>
-            </w:r>
-          </w:p>
-          <w:p>
-            <w:pPr>
-              <w:spacing w:after="40" w:before="0"/>
-              <w:jc w:val="left"/>
-            </w:pPr>
-            <w:r>
-              <w:rPr>
-                <w:rFonts w:ascii="Arial" w:cs="Arial" w:eastAsia="Arial" w:hAnsi="Arial"/>
-                <w:b w:val="false"/>
-                <w:bCs w:val="false"/>
-                <w:i w:val="false"/>
-                <w:iCs w:val="false"/>
-                <w:color w:val="000000"/>
-                <w:sz w:val="18"/>
-                <w:szCs w:val="18"/>
-              </w:rPr>
-              <w:t xml:space="preserve">Each line of symmetry runs from one vertex to the midpoint of the opposite side. Because all three sides are equal and all three angles are 60°, folding along any of these three lines produces two halves that match perfectly.</w:t>
-            </w:r>
-          </w:p>
-          <w:p>
-            <w:pPr>
-              <w:spacing w:after="40" w:before="0"/>
-              <w:jc w:val="left"/>
-            </w:pPr>
-            <w:r>
-              <w:rPr>
-                <w:rFonts w:ascii="Arial" w:cs="Arial" w:eastAsia="Arial" w:hAnsi="Arial"/>
-                <w:b w:val="false"/>
-                <w:bCs w:val="false"/>
-                <w:i w:val="false"/>
-                <w:iCs w:val="false"/>
-                <w:color w:val="000000"/>
-                <w:sz w:val="18"/>
-                <w:szCs w:val="18"/>
-              </w:rPr>
-              <w:t xml:space="preserve"/>
-            </w:r>
-          </w:p>
-          <w:p>
-            <w:pPr>
-              <w:spacing w:after="40" w:before="0"/>
-              <w:jc w:val="left"/>
-            </w:pPr>
-            <w:r>
-              <w:rPr>
-                <w:rFonts w:ascii="Arial" w:cs="Arial" w:eastAsia="Arial" w:hAnsi="Arial"/>
-                <w:b w:val="false"/>
-                <w:bCs w:val="false"/>
-                <w:i w:val="false"/>
-                <w:iCs w:val="false"/>
-                <w:color w:val="000000"/>
-                <w:sz w:val="18"/>
-                <w:szCs w:val="18"/>
-              </w:rPr>
-              <w:t xml:space="preserve">(b) Rectangle — 2 lines of symmetry.</w:t>
-            </w:r>
-          </w:p>
-          <w:p>
-            <w:pPr>
-              <w:spacing w:after="40" w:before="0"/>
-              <w:jc w:val="left"/>
-            </w:pPr>
-            <w:r>
-              <w:rPr>
-                <w:rFonts w:ascii="Arial" w:cs="Arial" w:eastAsia="Arial" w:hAnsi="Arial"/>
-                <w:b w:val="false"/>
-                <w:bCs w:val="false"/>
-                <w:i w:val="false"/>
-                <w:iCs w:val="false"/>
-                <w:color w:val="000000"/>
-                <w:sz w:val="18"/>
-                <w:szCs w:val="18"/>
-              </w:rPr>
-              <w:t xml:space="preserve">A rectangle has one line of symmetry joining the midpoints of the longer pair of opposite sides, and one joining the midpoints of the shorter pair. Note: the diagonals of a rectangle are NOT lines of symmetry (folding along a diagonal does not make the two halves coincide, because the sides are unequal).</w:t>
-            </w:r>
-          </w:p>
-          <w:p>
-            <w:pPr>
-              <w:spacing w:after="40" w:before="0"/>
-              <w:jc w:val="left"/>
-            </w:pPr>
-            <w:r>
-              <w:rPr>
-                <w:rFonts w:ascii="Arial" w:cs="Arial" w:eastAsia="Arial" w:hAnsi="Arial"/>
-                <w:b w:val="false"/>
-                <w:bCs w:val="false"/>
-                <w:i w:val="false"/>
-                <w:iCs w:val="false"/>
-                <w:color w:val="000000"/>
-                <w:sz w:val="18"/>
-                <w:szCs w:val="18"/>
-              </w:rPr>
-              <w:t xml:space="preserve"/>
-            </w:r>
-          </w:p>
-          <w:p>
-            <w:pPr>
-              <w:spacing w:after="40" w:before="0"/>
-              <w:jc w:val="left"/>
-            </w:pPr>
-            <w:r>
-              <w:rPr>
-                <w:rFonts w:ascii="Arial" w:cs="Arial" w:eastAsia="Arial" w:hAnsi="Arial"/>
-                <w:b w:val="false"/>
-                <w:bCs w:val="false"/>
-                <w:i w:val="false"/>
-                <w:iCs w:val="false"/>
-                <w:color w:val="000000"/>
-                <w:sz w:val="18"/>
-                <w:szCs w:val="18"/>
-              </w:rPr>
-              <w:t xml:space="preserve">(c) The letter 'A' — 1 line of symmetry.</w:t>
-            </w:r>
-          </w:p>
-          <w:p>
-            <w:pPr>
-              <w:spacing w:after="40" w:before="0"/>
-              <w:jc w:val="left"/>
-            </w:pPr>
-            <w:r>
-              <w:rPr>
-                <w:rFonts w:ascii="Arial" w:cs="Arial" w:eastAsia="Arial" w:hAnsi="Arial"/>
-                <w:b w:val="false"/>
-                <w:bCs w:val="false"/>
-                <w:i w:val="false"/>
-                <w:iCs w:val="false"/>
-                <w:color w:val="000000"/>
-                <w:sz w:val="18"/>
-                <w:szCs w:val="18"/>
-              </w:rPr>
-              <w:t xml:space="preserve">The vertical line running through the apex and the midpoint of the crossbar divides the 'A' into two mirror-image halves. This is exactly what the class observed: when the teacher placed a mirror along this vertical axis, the reflection completed the letter perfectly.</w:t>
-            </w:r>
-          </w:p>
-          <w:p>
-            <w:pPr>
-              <w:spacing w:after="40" w:before="0"/>
-              <w:jc w:val="left"/>
-            </w:pPr>
-            <w:r>
-              <w:rPr>
-                <w:rFonts w:ascii="Arial" w:cs="Arial" w:eastAsia="Arial" w:hAnsi="Arial"/>
-                <w:b w:val="false"/>
-                <w:bCs w:val="false"/>
-                <w:i w:val="false"/>
-                <w:iCs w:val="false"/>
-                <w:color w:val="000000"/>
-                <w:sz w:val="18"/>
-                <w:szCs w:val="18"/>
-              </w:rPr>
-              <w:t xml:space="preserve"/>
-            </w:r>
-          </w:p>
-          <w:p>
-            <w:pPr>
-              <w:spacing w:after="40" w:before="0"/>
-              <w:jc w:val="left"/>
-            </w:pPr>
-            <w:r>
-              <w:rPr>
-                <w:rFonts w:ascii="Arial" w:cs="Arial" w:eastAsia="Arial" w:hAnsi="Arial"/>
-                <w:b w:val="false"/>
-                <w:bCs w:val="false"/>
-                <w:i w:val="false"/>
-                <w:iCs w:val="false"/>
-                <w:color w:val="000000"/>
-                <w:sz w:val="18"/>
-                <w:szCs w:val="18"/>
-              </w:rPr>
-              <w:t xml:space="preserve">Why a scalene triangle has no line of symmetry:</w:t>
-            </w:r>
-          </w:p>
-          <w:p>
-            <w:pPr>
-              <w:spacing w:after="40" w:before="0"/>
-              <w:jc w:val="left"/>
-            </w:pPr>
-            <w:r>
-              <w:rPr>
-                <w:rFonts w:ascii="Arial" w:cs="Arial" w:eastAsia="Arial" w:hAnsi="Arial"/>
-                <w:b w:val="false"/>
-                <w:bCs w:val="false"/>
-                <w:i w:val="false"/>
-                <w:iCs w:val="false"/>
-                <w:color w:val="000000"/>
-                <w:sz w:val="18"/>
-                <w:szCs w:val="18"/>
-              </w:rPr>
-              <w:t xml:space="preserve">In a scalene triangle, all three sides have different lengths and all three angles are different. Any line you draw through the triangle will produce two halves that cannot be reflected onto each other — the unequal sides mean the equal-distance rule is violated for at least some points. Therefore, no line of symmetry exists.</w:t>
+                <w:i/>
+                <w:iCs/>
+                <w:color w:val="808080"/>
+                <w:sz w:val="18"/>
+                <w:szCs w:val="18"/>
+              </w:rPr>
+              <w:t xml:space="preserve">Write your answer here:</w:t>
             </w:r>
           </w:p>
         </w:tc>
@@ -2407,14 +1198,12 @@
         <w:tblLayout w:type="fixed"/>
       </w:tblPr>
       <w:tblGrid>
-        <w:gridCol w:w="3000"/>
-        <w:gridCol w:w="10680"/>
+        <w:gridCol w:w="13680"/>
       </w:tblGrid>
       <w:tr>
         <w:tc>
           <w:tcPr>
             <w:tcW w:type="dxa" w:w="13680"/>
-            <w:gridSpan w:val="2"/>
             <w:shd w:fill="1F3864" w:color="auto" w:val="clear"/>
             <w:tcMar>
               <w:top w:type="dxa" w:w="60"/>
@@ -2440,15 +1229,15 @@
                 <w:sz w:val="22"/>
                 <w:szCs w:val="22"/>
               </w:rPr>
-              <w:t xml:space="preserve">Section 5 — Answering the Driving Question: The Full Explanation</w:t>
-            </w:r>
-          </w:p>
-        </w:tc>
-      </w:tr>
-      <w:tr>
-        <w:tc>
-          <w:tcPr>
-            <w:tcW w:type="dxa" w:w="3000"/>
+              <w:t xml:space="preserve">Part 5: Answering the driving question</w:t>
+            </w:r>
+          </w:p>
+        </w:tc>
+      </w:tr>
+      <w:tr>
+        <w:tc>
+          <w:tcPr>
+            <w:tcW w:type="dxa" w:w="13680"/>
             <w:shd w:fill="D9EEF1" w:color="auto" w:val="clear"/>
             <w:tcMar>
               <w:top w:type="dxa" w:w="60"/>
@@ -2474,13 +1263,37 @@
                 <w:sz w:val="18"/>
                 <w:szCs w:val="18"/>
               </w:rPr>
-              <w:t xml:space="preserve">Write a complete, connected answer to the driving question: 'Why does a mirror show a perfect copy of the world — and where exactly does that copy live?' Your answer must: (1) state the geometric rule that governs reflection; (2) explain why the copy is the same size and shape but laterally inverted; (3) state precisely where the image is located and why it appears to be behind the mirror; (4) reference at least TWO specific observations from the phenomenon (Amina, the matatu, or the letter 'A'). Aim for a well-organised paragraph response of 150–200 words.</w:t>
-            </w:r>
-          </w:p>
-        </w:tc>
-        <w:tc>
-          <w:tcPr>
-            <w:tcW w:type="dxa" w:w="10680"/>
+              <w:t xml:space="preserve">Why does a mirror show a perfect copy of the world, and where exactly does that copy live?</w:t>
+            </w:r>
+          </w:p>
+          <w:p>
+            <w:pPr>
+              <w:spacing w:after="40" w:before="0"/>
+              <w:jc w:val="left"/>
+            </w:pPr>
+            <w:r>
+              <w:rPr>
+                <w:rFonts w:ascii="Arial" w:cs="Arial" w:eastAsia="Arial" w:hAnsi="Arial"/>
+                <w:b/>
+                <w:bCs/>
+                <w:i w:val="false"/>
+                <w:iCs w:val="false"/>
+                <w:color w:val="000000"/>
+                <w:sz w:val="18"/>
+                <w:szCs w:val="18"/>
+              </w:rPr>
+              <w:t xml:space="preserve">Write a full explanation of about 6 to 8 sentences. Use the bedroom mirror, the matatu rear-view mirror and the letter 'A'. Include the unifying idea that connects the three properties of reflection. Give one real-life Kenyan application from Lesson 7 that works for the same reason.</w:t>
+            </w:r>
+          </w:p>
+        </w:tc>
+      </w:tr>
+      <w:tr>
+        <w:trPr>
+          <w:trHeight w:val="4200" w:hRule="atLeast"/>
+        </w:trPr>
+        <w:tc>
+          <w:tcPr>
+            <w:tcW w:type="dxa" w:w="13680"/>
             <w:shd w:fill="FFFFFF" w:color="auto" w:val="clear"/>
             <w:tcMar>
               <w:top w:type="dxa" w:w="60"/>
@@ -2500,51 +1313,13 @@
                 <w:rFonts w:ascii="Arial" w:cs="Arial" w:eastAsia="Arial" w:hAnsi="Arial"/>
                 <w:b w:val="false"/>
                 <w:bCs w:val="false"/>
-                <w:i w:val="false"/>
-                <w:iCs w:val="false"/>
-                <w:color w:val="000000"/>
-                <w:sz w:val="18"/>
-                <w:szCs w:val="18"/>
-              </w:rPr>
-              <w:t xml:space="preserve">A plane mirror shows a perfect copy of the world because of a precise geometric rule: every point on an object is mapped to a corresponding image point on the opposite side of the mirror line, at an equal perpendicular distance from that line. This rule guarantees that all lengths and angles are preserved — making the image congruent to the object — which is why Amina's Kanga skirt pattern and the number of buttons on her shirt appear identical in her bedroom mirror. However, because the image is flipped across the mirror line, left and right are swapped — this lateral inversion explains why Amina raises her right hand but her reflection appears to raise its left, and why the letter 'A' on the teacher's paper appears reversed when held beside a mirror.</w:t>
-            </w:r>
-          </w:p>
-          <w:p>
-            <w:pPr>
-              <w:spacing w:after="40" w:before="0"/>
-              <w:jc w:val="left"/>
-            </w:pPr>
-            <w:r>
-              <w:rPr>
-                <w:rFonts w:ascii="Arial" w:cs="Arial" w:eastAsia="Arial" w:hAnsi="Arial"/>
-                <w:b w:val="false"/>
-                <w:bCs w:val="false"/>
-                <w:i w:val="false"/>
-                <w:iCs w:val="false"/>
-                <w:color w:val="000000"/>
-                <w:sz w:val="18"/>
-                <w:szCs w:val="18"/>
-              </w:rPr>
-              <w:t xml:space="preserve"/>
-            </w:r>
-          </w:p>
-          <w:p>
-            <w:pPr>
-              <w:spacing w:after="40" w:before="0"/>
-              <w:jc w:val="left"/>
-            </w:pPr>
-            <w:r>
-              <w:rPr>
-                <w:rFonts w:ascii="Arial" w:cs="Arial" w:eastAsia="Arial" w:hAnsi="Arial"/>
-                <w:b w:val="false"/>
-                <w:bCs w:val="false"/>
-                <w:i w:val="false"/>
-                <w:iCs w:val="false"/>
-                <w:color w:val="000000"/>
-                <w:sz w:val="18"/>
-                <w:szCs w:val="18"/>
-              </w:rPr>
-              <w:t xml:space="preserve">The copy 'lives' behind the mirror because light rays reflecting off the mirror surface appear to the eye as though they are diverging from a point directly behind the glass, as far behind the mirror as the object is in front. This is a virtual image — it cannot be caught on a screen, but it obeys the same equal-distance rule perfectly. The same principle explains the images seen in the matatu's rear-view mirror: every vehicle behind is shown as a clear, equidistant virtual image, laterally inverted across the mirror's surface.</w:t>
+                <w:i/>
+                <w:iCs/>
+                <w:color w:val="808080"/>
+                <w:sz w:val="18"/>
+                <w:szCs w:val="18"/>
+              </w:rPr>
+              <w:t xml:space="preserve">Write your answer here:</w:t>
             </w:r>
           </w:p>
         </w:tc>
@@ -2771,7 +1546,7 @@
                 <w:sz w:val="18"/>
                 <w:szCs w:val="18"/>
               </w:rPr>
-              <w:t xml:space="preserve">Geometric Accuracy — Mirror Line Properties</w:t>
+              <w:t xml:space="preserve">Understanding of lines of symmetry and mirror lines</w:t>
             </w:r>
           </w:p>
         </w:tc>
@@ -2803,7 +1578,7 @@
                 <w:sz w:val="18"/>
                 <w:szCs w:val="18"/>
               </w:rPr>
-              <w:t xml:space="preserve">Clearly and correctly states both properties of reflection (equal perpendicular distances; PP′ perpendicular to mirror line) with precise mathematical language. Diagram is fully and correctly labelled.</w:t>
+              <w:t xml:space="preserve">Defines a line of symmetry accurately, links it to the mirror line, gives all correct counts for the shapes and explains why the fold and mirror tests agree.</w:t>
             </w:r>
           </w:p>
         </w:tc>
@@ -2835,7 +1610,7 @@
                 <w:sz w:val="18"/>
                 <w:szCs w:val="18"/>
               </w:rPr>
-              <w:t xml:space="preserve">States both properties correctly with mostly accurate language. Diagram is present and mostly correct, with minor labelling omissions.</w:t>
+              <w:t xml:space="preserve">Defines a line of symmetry and gives most counts correctly, with a partial link to the mirror line.</w:t>
             </w:r>
           </w:p>
         </w:tc>
@@ -2867,7 +1642,7 @@
                 <w:sz w:val="18"/>
                 <w:szCs w:val="18"/>
               </w:rPr>
-              <w:t xml:space="preserve">States only one property or describes properties in vague, non-geometric terms (e.g. 'the image is the same distance away'). Diagram is missing or significantly incorrect.</w:t>
+              <w:t xml:space="preserve">Gives an incomplete definition or several incorrect counts, with no link between folding and mirroring.</w:t>
             </w:r>
           </w:p>
         </w:tc>
@@ -2901,7 +1676,7 @@
                 <w:sz w:val="18"/>
                 <w:szCs w:val="18"/>
               </w:rPr>
-              <w:t xml:space="preserve">Properties of the Reflected Image</w:t>
+              <w:t xml:space="preserve">Properties of reflection and calculations</w:t>
             </w:r>
           </w:p>
         </w:tc>
@@ -2933,7 +1708,7 @@
                 <w:sz w:val="18"/>
                 <w:szCs w:val="18"/>
               </w:rPr>
-              <w:t xml:space="preserve">Accurately identifies and explains all four properties (congruence of lengths, congruence of angles, lateral inversion, virtual image) using correct mathematical terminology. Each property is linked to a specific observation from the phenomenon.</w:t>
+              <w:t xml:space="preserve">States all three properties precisely and correctly calculates 2.4 m, using the properties to explain the phenomenon fully.</w:t>
             </w:r>
           </w:p>
         </w:tc>
@@ -2965,7 +1740,7 @@
                 <w:sz w:val="18"/>
                 <w:szCs w:val="18"/>
               </w:rPr>
-              <w:t xml:space="preserve">Identifies and explains at least three of the four properties correctly. Links at least two properties to the phenomenon. Minor errors in terminology.</w:t>
+              <w:t xml:space="preserve">States the three properties and calculates the distance correctly, with a partial explanation of the phenomenon.</w:t>
             </w:r>
           </w:p>
         </w:tc>
@@ -2997,7 +1772,7 @@
                 <w:sz w:val="18"/>
                 <w:szCs w:val="18"/>
               </w:rPr>
-              <w:t xml:space="preserve">Identifies fewer than three properties, or descriptions are largely informal and lack mathematical terms. Little or no connection to the phenomenon.</w:t>
+              <w:t xml:space="preserve">Names fewer than three properties or makes errors in the distance calculation.</w:t>
             </w:r>
           </w:p>
         </w:tc>
@@ -3031,7 +1806,7 @@
                 <w:sz w:val="18"/>
                 <w:szCs w:val="18"/>
               </w:rPr>
-              <w:t xml:space="preserve">Construction Method</w:t>
+              <w:t xml:space="preserve">Cartesian reflection rules</w:t>
             </w:r>
           </w:p>
         </w:tc>
@@ -3063,7 +1838,7 @@
                 <w:sz w:val="18"/>
                 <w:szCs w:val="18"/>
               </w:rPr>
-              <w:t xml:space="preserve">Provides a clear, complete, step-by-step construction method that a peer could follow independently. Correctly identifies all tools and explicitly justifies why each step ensures geometric accuracy.</w:t>
+              <w:t xml:space="preserve">Gives all three rules correctly, finds all three images correctly and explains the lateral flip through the sign change.</w:t>
             </w:r>
           </w:p>
         </w:tc>
@@ -3095,7 +1870,7 @@
                 <w:sz w:val="18"/>
                 <w:szCs w:val="18"/>
               </w:rPr>
-              <w:t xml:space="preserve">Provides a mostly complete construction method with steps in logical order. Justification for at least two steps is given. Minor gaps or ambiguities present.</w:t>
+              <w:t xml:space="preserve">Gives the rules and most images correctly, with a limited explanation of the flip.</w:t>
             </w:r>
           </w:p>
         </w:tc>
@@ -3127,7 +1902,7 @@
                 <w:sz w:val="18"/>
                 <w:szCs w:val="18"/>
               </w:rPr>
-              <w:t xml:space="preserve">Steps are incomplete, out of order, or lack geometric justification. Another student could not reliably reproduce the construction from the description given.</w:t>
+              <w:t xml:space="preserve">Confuses the rules or gives incorrect image coordinates.</w:t>
             </w:r>
           </w:p>
         </w:tc>
@@ -3161,7 +1936,7 @@
                 <w:sz w:val="18"/>
                 <w:szCs w:val="18"/>
               </w:rPr>
-              <w:t xml:space="preserve">Lines of Symmetry</w:t>
+              <w:t xml:space="preserve">Finding the mirror line and reasoning</w:t>
             </w:r>
           </w:p>
         </w:tc>
@@ -3193,7 +1968,7 @@
                 <w:sz w:val="18"/>
                 <w:szCs w:val="18"/>
               </w:rPr>
-              <w:t xml:space="preserve">Correctly identifies and justifies the number of lines of symmetry for all three given shapes and provides a valid geometric reason why a scalene triangle has none. Justifications reference the equal-distance reflection rule.</w:t>
+              <w:t xml:space="preserve">Describes the compass construction accurately, justifies the perpendicular bisector using equal distances and perpendicularity (showing why a non-perpendicular line fails), and gives the full algebraic method: midpoint, negative reciprocal gradient, y − y₁ = m(x − x₁), and the horizontal and vertical special cases.</w:t>
             </w:r>
           </w:p>
         </w:tc>
@@ -3225,7 +2000,7 @@
                 <w:sz w:val="18"/>
                 <w:szCs w:val="18"/>
               </w:rPr>
-              <w:t xml:space="preserve">Correctly identifies lines of symmetry for at least two of the three shapes. Gives a partially correct reason for the scalene triangle. Justifications are present but may not explicitly reference the reflection rule.</w:t>
+              <w:t xml:space="preserve">Describes the construction and gives a partial justification or most steps of the algebraic method.</w:t>
             </w:r>
           </w:p>
         </w:tc>
@@ -3257,7 +2032,7 @@
                 <w:sz w:val="18"/>
                 <w:szCs w:val="18"/>
               </w:rPr>
-              <w:t xml:space="preserve">Correctly identifies lines of symmetry for at most one shape, or counts incorrectly (e.g. includes diagonals as lines of symmetry for a rectangle). Little or no justification provided.</w:t>
+              <w:t xml:space="preserve">Gives an unclear construction and no justification, or omits the perpendicular gradient.</w:t>
             </w:r>
           </w:p>
         </w:tc>
@@ -3291,7 +2066,7 @@
                 <w:sz w:val="18"/>
                 <w:szCs w:val="18"/>
               </w:rPr>
-              <w:t xml:space="preserve">Driving Question Response — Coherence and Completeness</w:t>
+              <w:t xml:space="preserve">Final explanation using Kenyan contexts</w:t>
             </w:r>
           </w:p>
         </w:tc>
@@ -3323,7 +2098,7 @@
                 <w:sz w:val="18"/>
                 <w:szCs w:val="18"/>
               </w:rPr>
-              <w:t xml:space="preserve">Provides a fully coherent, well-organised response (150–200 words) that addresses all four required elements: the governing rule, size/shape preservation with lateral inversion, precise location of the virtual image, and at least two specific phenomenon references. Mathematical vocabulary is used accurately throughout.</w:t>
+              <w:t xml:space="preserve">Gives a coherent, accurate explanation that links the perpendicular bisector to all three properties, the lateral reversal, the matatu mirror and a Kenyan application.</w:t>
             </w:r>
           </w:p>
         </w:tc>
@@ -3355,7 +2130,7 @@
                 <w:sz w:val="18"/>
                 <w:szCs w:val="18"/>
               </w:rPr>
-              <w:t xml:space="preserve">Addresses at least three of the four required elements in a mostly coherent response. At least one phenomenon reference is included. Some mathematical vocabulary is used correctly.</w:t>
+              <w:t xml:space="preserve">Gives an accurate explanation that covers most ideas with some contexts.</w:t>
             </w:r>
           </w:p>
         </w:tc>
@@ -3387,7 +2162,7 @@
                 <w:sz w:val="18"/>
                 <w:szCs w:val="18"/>
               </w:rPr>
-              <w:t xml:space="preserve">Addresses fewer than three required elements. Response is largely informal or narrative, with little mathematical vocabulary. Phenomenon connections are vague or absent.</w:t>
+              <w:t xml:space="preserve">Gives an explanation that is incomplete or has misconceptions, with few links to the phenomenon.</w:t>
             </w:r>
           </w:p>
         </w:tc>
@@ -3511,7 +2286,7 @@
         </w:rPr>
         <w:t xml:space="preserve">© 2026 SeaVuria and ARES. This work is licensed under a </w:t>
       </w:r>
-      <w:hyperlink w:history="1" r:id="rIdbmcgyw_4cjupgabbhhamu">
+      <w:hyperlink w:history="1" r:id="rIdcivm4gbklzz20nvchdxav">
         <w:r>
           <w:rPr>
             <w:rFonts w:ascii="Arial" w:cs="Arial" w:eastAsia="Arial" w:hAnsi="Arial"/>
@@ -3531,7 +2306,7 @@
         </w:rPr>
         <w:t xml:space="preserve"> (</w:t>
       </w:r>
-      <w:hyperlink w:history="1" r:id="rIdbvayh88ii4hwwwe1ke1ba">
+      <w:hyperlink w:history="1" r:id="rIddonhahcqmrnytkni0jhwk">
         <w:r>
           <w:rPr>
             <w:rFonts w:ascii="Arial" w:cs="Arial" w:eastAsia="Arial" w:hAnsi="Arial"/>
@@ -3551,7 +2326,7 @@
         </w:rPr>
         <w:t xml:space="preserve">). To view a copy of this license, visit </w:t>
       </w:r>
-      <w:hyperlink w:history="1" r:id="rIdm4novbg3b1en7fqwrskcj">
+      <w:hyperlink w:history="1" r:id="rIdxspwijfbvc2me3bxi439q">
         <w:r>
           <w:rPr>
             <w:rFonts w:ascii="Arial" w:cs="Arial" w:eastAsia="Arial" w:hAnsi="Arial"/>

--- a/data/outputs/v2/Essential_Mathematics/SS2.2_Reflection/Essential_Mathematics_Reflection_FinalExplanation.docx
+++ b/data/outputs/v2/Essential_Mathematics/SS2.2_Reflection/Essential_Mathematics_Reflection_FinalExplanation.docx
@@ -2286,7 +2286,7 @@
         </w:rPr>
         <w:t xml:space="preserve">© 2026 SeaVuria and ARES. This work is licensed under a </w:t>
       </w:r>
-      <w:hyperlink w:history="1" r:id="rIdcivm4gbklzz20nvchdxav">
+      <w:hyperlink w:history="1" r:id="rIdtp-fhyhweint2ajahpsdd">
         <w:r>
           <w:rPr>
             <w:rFonts w:ascii="Arial" w:cs="Arial" w:eastAsia="Arial" w:hAnsi="Arial"/>
@@ -2306,7 +2306,7 @@
         </w:rPr>
         <w:t xml:space="preserve"> (</w:t>
       </w:r>
-      <w:hyperlink w:history="1" r:id="rIddonhahcqmrnytkni0jhwk">
+      <w:hyperlink w:history="1" r:id="rIdbt51qszp9wzxzx1hz6sjb">
         <w:r>
           <w:rPr>
             <w:rFonts w:ascii="Arial" w:cs="Arial" w:eastAsia="Arial" w:hAnsi="Arial"/>
@@ -2326,7 +2326,7 @@
         </w:rPr>
         <w:t xml:space="preserve">). To view a copy of this license, visit </w:t>
       </w:r>
-      <w:hyperlink w:history="1" r:id="rIdxspwijfbvc2me3bxi439q">
+      <w:hyperlink w:history="1" r:id="rIdrnijpd4x9daxgn6zz1ig3">
         <w:r>
           <w:rPr>
             <w:rFonts w:ascii="Arial" w:cs="Arial" w:eastAsia="Arial" w:hAnsi="Arial"/>

--- a/data/outputs/v2/Essential_Mathematics/SS2.2_Reflection/Essential_Mathematics_Reflection_FinalExplanation.docx
+++ b/data/outputs/v2/Essential_Mathematics/SS2.2_Reflection/Essential_Mathematics_Reflection_FinalExplanation.docx
@@ -2286,7 +2286,7 @@
         </w:rPr>
         <w:t xml:space="preserve">© 2026 SeaVuria and ARES. This work is licensed under a </w:t>
       </w:r>
-      <w:hyperlink w:history="1" r:id="rIdtp-fhyhweint2ajahpsdd">
+      <w:hyperlink w:history="1" r:id="rIdnmfixmy83tullo3lw6vrx">
         <w:r>
           <w:rPr>
             <w:rFonts w:ascii="Arial" w:cs="Arial" w:eastAsia="Arial" w:hAnsi="Arial"/>
@@ -2306,7 +2306,7 @@
         </w:rPr>
         <w:t xml:space="preserve"> (</w:t>
       </w:r>
-      <w:hyperlink w:history="1" r:id="rIdbt51qszp9wzxzx1hz6sjb">
+      <w:hyperlink w:history="1" r:id="rIdqn6rhcx_xop9rkqqg9-xp">
         <w:r>
           <w:rPr>
             <w:rFonts w:ascii="Arial" w:cs="Arial" w:eastAsia="Arial" w:hAnsi="Arial"/>
@@ -2326,7 +2326,7 @@
         </w:rPr>
         <w:t xml:space="preserve">). To view a copy of this license, visit </w:t>
       </w:r>
-      <w:hyperlink w:history="1" r:id="rIdrnijpd4x9daxgn6zz1ig3">
+      <w:hyperlink w:history="1" r:id="rId9z4uqkr7scxziso0ybrcy">
         <w:r>
           <w:rPr>
             <w:rFonts w:ascii="Arial" w:cs="Arial" w:eastAsia="Arial" w:hAnsi="Arial"/>

--- a/data/outputs/v2/Essential_Mathematics/SS2.2_Reflection/Essential_Mathematics_Reflection_FinalExplanation.docx
+++ b/data/outputs/v2/Essential_Mathematics/SS2.2_Reflection/Essential_Mathematics_Reflection_FinalExplanation.docx
@@ -2286,7 +2286,7 @@
         </w:rPr>
         <w:t xml:space="preserve">© 2026 SeaVuria and ARES. This work is licensed under a </w:t>
       </w:r>
-      <w:hyperlink w:history="1" r:id="rIdnmfixmy83tullo3lw6vrx">
+      <w:hyperlink w:history="1" r:id="rIdoxbabh30ejfeehdwuymya">
         <w:r>
           <w:rPr>
             <w:rFonts w:ascii="Arial" w:cs="Arial" w:eastAsia="Arial" w:hAnsi="Arial"/>
@@ -2306,7 +2306,7 @@
         </w:rPr>
         <w:t xml:space="preserve"> (</w:t>
       </w:r>
-      <w:hyperlink w:history="1" r:id="rIdqn6rhcx_xop9rkqqg9-xp">
+      <w:hyperlink w:history="1" r:id="rIdpv_dsdi0hmlbiihrfw2rs">
         <w:r>
           <w:rPr>
             <w:rFonts w:ascii="Arial" w:cs="Arial" w:eastAsia="Arial" w:hAnsi="Arial"/>
@@ -2326,7 +2326,7 @@
         </w:rPr>
         <w:t xml:space="preserve">). To view a copy of this license, visit </w:t>
       </w:r>
-      <w:hyperlink w:history="1" r:id="rId9z4uqkr7scxziso0ybrcy">
+      <w:hyperlink w:history="1" r:id="rId2b9amnio4umhohr3kxd1s">
         <w:r>
           <w:rPr>
             <w:rFonts w:ascii="Arial" w:cs="Arial" w:eastAsia="Arial" w:hAnsi="Arial"/>

--- a/data/outputs/v2/Essential_Mathematics/SS2.2_Reflection/Essential_Mathematics_Reflection_FinalExplanation.docx
+++ b/data/outputs/v2/Essential_Mathematics/SS2.2_Reflection/Essential_Mathematics_Reflection_FinalExplanation.docx
@@ -2286,7 +2286,7 @@
         </w:rPr>
         <w:t xml:space="preserve">© 2026 SeaVuria and ARES. This work is licensed under a </w:t>
       </w:r>
-      <w:hyperlink w:history="1" r:id="rIdoxbabh30ejfeehdwuymya">
+      <w:hyperlink w:history="1" r:id="rIdcpccmzgrajdqxibvni8nv">
         <w:r>
           <w:rPr>
             <w:rFonts w:ascii="Arial" w:cs="Arial" w:eastAsia="Arial" w:hAnsi="Arial"/>
@@ -2306,7 +2306,7 @@
         </w:rPr>
         <w:t xml:space="preserve"> (</w:t>
       </w:r>
-      <w:hyperlink w:history="1" r:id="rIdpv_dsdi0hmlbiihrfw2rs">
+      <w:hyperlink w:history="1" r:id="rIdt_g7cpevqqu_o0bwmwhwe">
         <w:r>
           <w:rPr>
             <w:rFonts w:ascii="Arial" w:cs="Arial" w:eastAsia="Arial" w:hAnsi="Arial"/>
@@ -2326,7 +2326,7 @@
         </w:rPr>
         <w:t xml:space="preserve">). To view a copy of this license, visit </w:t>
       </w:r>
-      <w:hyperlink w:history="1" r:id="rId2b9amnio4umhohr3kxd1s">
+      <w:hyperlink w:history="1" r:id="rId7flgzf5prsqe7rnr_1uzy">
         <w:r>
           <w:rPr>
             <w:rFonts w:ascii="Arial" w:cs="Arial" w:eastAsia="Arial" w:hAnsi="Arial"/>

--- a/data/outputs/v2/Essential_Mathematics/SS2.2_Reflection/Essential_Mathematics_Reflection_FinalExplanation.docx
+++ b/data/outputs/v2/Essential_Mathematics/SS2.2_Reflection/Essential_Mathematics_Reflection_FinalExplanation.docx
@@ -4,6 +4,7 @@
   <w:body>
     <w:p>
       <w:pPr>
+        <w:keepNext w:val="false"/>
         <w:spacing w:after="30" w:before="0"/>
         <w:jc w:val="center"/>
       </w:pPr>
@@ -23,6 +24,7 @@
     </w:p>
     <w:p>
       <w:pPr>
+        <w:keepNext w:val="false"/>
         <w:spacing w:after="60" w:before="0"/>
         <w:jc w:val="center"/>
       </w:pPr>
@@ -81,6 +83,7 @@
           </w:tcPr>
           <w:p>
             <w:pPr>
+              <w:keepNext w:val="false"/>
               <w:spacing w:after="40" w:before="0"/>
               <w:jc w:val="center"/>
             </w:pPr>
@@ -116,6 +119,7 @@
           </w:tcPr>
           <w:p>
             <w:pPr>
+              <w:keepNext w:val="false"/>
               <w:spacing w:after="40" w:before="0"/>
               <w:jc w:val="center"/>
             </w:pPr>
@@ -150,6 +154,7 @@
           </w:tcPr>
           <w:p>
             <w:pPr>
+              <w:keepNext w:val="false"/>
               <w:spacing w:after="40" w:before="0"/>
               <w:jc w:val="left"/>
             </w:pPr>
@@ -182,6 +187,7 @@
           </w:tcPr>
           <w:p>
             <w:pPr>
+              <w:keepNext w:val="false"/>
               <w:spacing w:after="40" w:before="0"/>
               <w:jc w:val="left"/>
             </w:pPr>
@@ -216,6 +222,7 @@
           </w:tcPr>
           <w:p>
             <w:pPr>
+              <w:keepNext w:val="false"/>
               <w:spacing w:after="40" w:before="0"/>
               <w:jc w:val="left"/>
             </w:pPr>
@@ -248,6 +255,7 @@
           </w:tcPr>
           <w:p>
             <w:pPr>
+              <w:keepNext w:val="false"/>
               <w:spacing w:after="40" w:before="0"/>
               <w:jc w:val="left"/>
             </w:pPr>
@@ -282,6 +290,7 @@
           </w:tcPr>
           <w:p>
             <w:pPr>
+              <w:keepNext w:val="false"/>
               <w:spacing w:after="40" w:before="0"/>
               <w:jc w:val="left"/>
             </w:pPr>
@@ -314,6 +323,7 @@
           </w:tcPr>
           <w:p>
             <w:pPr>
+              <w:keepNext w:val="false"/>
               <w:spacing w:after="40" w:before="0"/>
               <w:jc w:val="left"/>
             </w:pPr>
@@ -374,6 +384,7 @@
           </w:tcPr>
           <w:p>
             <w:pPr>
+              <w:keepNext w:val="false"/>
               <w:spacing w:after="40" w:before="0"/>
               <w:jc w:val="center"/>
             </w:pPr>
@@ -408,6 +419,7 @@
           </w:tcPr>
           <w:p>
             <w:pPr>
+              <w:keepNext w:val="false"/>
               <w:spacing w:after="40" w:before="0"/>
               <w:jc w:val="left"/>
             </w:pPr>
@@ -467,6 +479,7 @@
           </w:tcPr>
           <w:p>
             <w:pPr>
+              <w:keepNext/>
               <w:spacing w:after="40" w:before="0"/>
               <w:jc w:val="center"/>
             </w:pPr>
@@ -501,6 +514,7 @@
           </w:tcPr>
           <w:p>
             <w:pPr>
+              <w:keepNext/>
               <w:spacing w:after="40" w:before="0"/>
               <w:jc w:val="left"/>
             </w:pPr>
@@ -520,6 +534,7 @@
           </w:p>
           <w:p>
             <w:pPr>
+              <w:keepNext/>
               <w:spacing w:after="40" w:before="0"/>
               <w:jc w:val="left"/>
             </w:pPr>
@@ -539,6 +554,7 @@
           </w:p>
           <w:p>
             <w:pPr>
+              <w:keepNext/>
               <w:spacing w:after="40" w:before="0"/>
               <w:jc w:val="left"/>
             </w:pPr>
@@ -558,6 +574,7 @@
           </w:p>
           <w:p>
             <w:pPr>
+              <w:keepNext/>
               <w:spacing w:after="40" w:before="0"/>
               <w:jc w:val="left"/>
             </w:pPr>
@@ -595,6 +612,7 @@
           </w:tcPr>
           <w:p>
             <w:pPr>
+              <w:keepNext w:val="false"/>
               <w:spacing w:after="40" w:before="0"/>
               <w:jc w:val="left"/>
             </w:pPr>
@@ -654,6 +672,7 @@
           </w:tcPr>
           <w:p>
             <w:pPr>
+              <w:keepNext/>
               <w:spacing w:after="40" w:before="0"/>
               <w:jc w:val="center"/>
             </w:pPr>
@@ -688,6 +707,7 @@
           </w:tcPr>
           <w:p>
             <w:pPr>
+              <w:keepNext/>
               <w:spacing w:after="40" w:before="0"/>
               <w:jc w:val="left"/>
             </w:pPr>
@@ -707,6 +727,7 @@
           </w:p>
           <w:p>
             <w:pPr>
+              <w:keepNext/>
               <w:spacing w:after="40" w:before="0"/>
               <w:jc w:val="left"/>
             </w:pPr>
@@ -726,6 +747,7 @@
           </w:p>
           <w:p>
             <w:pPr>
+              <w:keepNext/>
               <w:spacing w:after="40" w:before="0"/>
               <w:jc w:val="left"/>
             </w:pPr>
@@ -745,6 +767,7 @@
           </w:p>
           <w:p>
             <w:pPr>
+              <w:keepNext/>
               <w:spacing w:after="40" w:before="0"/>
               <w:jc w:val="left"/>
             </w:pPr>
@@ -782,6 +805,7 @@
           </w:tcPr>
           <w:p>
             <w:pPr>
+              <w:keepNext w:val="false"/>
               <w:spacing w:after="40" w:before="0"/>
               <w:jc w:val="left"/>
             </w:pPr>
@@ -841,6 +865,7 @@
           </w:tcPr>
           <w:p>
             <w:pPr>
+              <w:keepNext/>
               <w:spacing w:after="40" w:before="0"/>
               <w:jc w:val="center"/>
             </w:pPr>
@@ -875,6 +900,7 @@
           </w:tcPr>
           <w:p>
             <w:pPr>
+              <w:keepNext/>
               <w:spacing w:after="40" w:before="0"/>
               <w:jc w:val="left"/>
             </w:pPr>
@@ -894,6 +920,7 @@
           </w:p>
           <w:p>
             <w:pPr>
+              <w:keepNext/>
               <w:spacing w:after="40" w:before="0"/>
               <w:jc w:val="left"/>
             </w:pPr>
@@ -913,6 +940,7 @@
           </w:p>
           <w:p>
             <w:pPr>
+              <w:keepNext/>
               <w:spacing w:after="40" w:before="0"/>
               <w:jc w:val="left"/>
             </w:pPr>
@@ -932,6 +960,7 @@
           </w:p>
           <w:p>
             <w:pPr>
+              <w:keepNext/>
               <w:spacing w:after="40" w:before="0"/>
               <w:jc w:val="left"/>
             </w:pPr>
@@ -969,6 +998,7 @@
           </w:tcPr>
           <w:p>
             <w:pPr>
+              <w:keepNext w:val="false"/>
               <w:spacing w:after="40" w:before="0"/>
               <w:jc w:val="left"/>
             </w:pPr>
@@ -1028,6 +1058,7 @@
           </w:tcPr>
           <w:p>
             <w:pPr>
+              <w:keepNext/>
               <w:spacing w:after="40" w:before="0"/>
               <w:jc w:val="center"/>
             </w:pPr>
@@ -1062,6 +1093,7 @@
           </w:tcPr>
           <w:p>
             <w:pPr>
+              <w:keepNext/>
               <w:spacing w:after="40" w:before="0"/>
               <w:jc w:val="left"/>
             </w:pPr>
@@ -1081,6 +1113,7 @@
           </w:p>
           <w:p>
             <w:pPr>
+              <w:keepNext/>
               <w:spacing w:after="40" w:before="0"/>
               <w:jc w:val="left"/>
             </w:pPr>
@@ -1100,6 +1133,7 @@
           </w:p>
           <w:p>
             <w:pPr>
+              <w:keepNext/>
               <w:spacing w:after="40" w:before="0"/>
               <w:jc w:val="left"/>
             </w:pPr>
@@ -1119,6 +1153,7 @@
           </w:p>
           <w:p>
             <w:pPr>
+              <w:keepNext/>
               <w:spacing w:after="40" w:before="0"/>
               <w:jc w:val="left"/>
             </w:pPr>
@@ -1156,6 +1191,7 @@
           </w:tcPr>
           <w:p>
             <w:pPr>
+              <w:keepNext w:val="false"/>
               <w:spacing w:after="40" w:before="0"/>
               <w:jc w:val="left"/>
             </w:pPr>
@@ -1215,6 +1251,7 @@
           </w:tcPr>
           <w:p>
             <w:pPr>
+              <w:keepNext/>
               <w:spacing w:after="40" w:before="0"/>
               <w:jc w:val="center"/>
             </w:pPr>
@@ -1249,6 +1286,7 @@
           </w:tcPr>
           <w:p>
             <w:pPr>
+              <w:keepNext/>
               <w:spacing w:after="40" w:before="0"/>
               <w:jc w:val="left"/>
             </w:pPr>
@@ -1268,6 +1306,7 @@
           </w:p>
           <w:p>
             <w:pPr>
+              <w:keepNext/>
               <w:spacing w:after="40" w:before="0"/>
               <w:jc w:val="left"/>
             </w:pPr>
@@ -1305,6 +1344,7 @@
           </w:tcPr>
           <w:p>
             <w:pPr>
+              <w:keepNext w:val="false"/>
               <w:spacing w:after="40" w:before="0"/>
               <w:jc w:val="left"/>
             </w:pPr>
@@ -1368,6 +1408,7 @@
           </w:tcPr>
           <w:p>
             <w:pPr>
+              <w:keepNext w:val="false"/>
               <w:spacing w:after="40" w:before="0"/>
               <w:jc w:val="center"/>
             </w:pPr>
@@ -1402,6 +1443,7 @@
           </w:tcPr>
           <w:p>
             <w:pPr>
+              <w:keepNext w:val="false"/>
               <w:spacing w:after="40" w:before="0"/>
               <w:jc w:val="left"/>
             </w:pPr>
@@ -1434,6 +1476,7 @@
           </w:tcPr>
           <w:p>
             <w:pPr>
+              <w:keepNext w:val="false"/>
               <w:spacing w:after="40" w:before="0"/>
               <w:jc w:val="left"/>
             </w:pPr>
@@ -1466,6 +1509,7 @@
           </w:tcPr>
           <w:p>
             <w:pPr>
+              <w:keepNext w:val="false"/>
               <w:spacing w:after="40" w:before="0"/>
               <w:jc w:val="left"/>
             </w:pPr>
@@ -1498,6 +1542,7 @@
           </w:tcPr>
           <w:p>
             <w:pPr>
+              <w:keepNext w:val="false"/>
               <w:spacing w:after="40" w:before="0"/>
               <w:jc w:val="left"/>
             </w:pPr>
@@ -1532,6 +1577,7 @@
           </w:tcPr>
           <w:p>
             <w:pPr>
+              <w:keepNext w:val="false"/>
               <w:spacing w:after="40" w:before="0"/>
               <w:jc w:val="left"/>
             </w:pPr>
@@ -1564,6 +1610,7 @@
           </w:tcPr>
           <w:p>
             <w:pPr>
+              <w:keepNext w:val="false"/>
               <w:spacing w:after="40" w:before="0"/>
               <w:jc w:val="left"/>
             </w:pPr>
@@ -1596,6 +1643,7 @@
           </w:tcPr>
           <w:p>
             <w:pPr>
+              <w:keepNext w:val="false"/>
               <w:spacing w:after="40" w:before="0"/>
               <w:jc w:val="left"/>
             </w:pPr>
@@ -1628,6 +1676,7 @@
           </w:tcPr>
           <w:p>
             <w:pPr>
+              <w:keepNext w:val="false"/>
               <w:spacing w:after="40" w:before="0"/>
               <w:jc w:val="left"/>
             </w:pPr>
@@ -1662,6 +1711,7 @@
           </w:tcPr>
           <w:p>
             <w:pPr>
+              <w:keepNext w:val="false"/>
               <w:spacing w:after="40" w:before="0"/>
               <w:jc w:val="left"/>
             </w:pPr>
@@ -1694,6 +1744,7 @@
           </w:tcPr>
           <w:p>
             <w:pPr>
+              <w:keepNext w:val="false"/>
               <w:spacing w:after="40" w:before="0"/>
               <w:jc w:val="left"/>
             </w:pPr>
@@ -1726,6 +1777,7 @@
           </w:tcPr>
           <w:p>
             <w:pPr>
+              <w:keepNext w:val="false"/>
               <w:spacing w:after="40" w:before="0"/>
               <w:jc w:val="left"/>
             </w:pPr>
@@ -1758,6 +1810,7 @@
           </w:tcPr>
           <w:p>
             <w:pPr>
+              <w:keepNext w:val="false"/>
               <w:spacing w:after="40" w:before="0"/>
               <w:jc w:val="left"/>
             </w:pPr>
@@ -1792,6 +1845,7 @@
           </w:tcPr>
           <w:p>
             <w:pPr>
+              <w:keepNext w:val="false"/>
               <w:spacing w:after="40" w:before="0"/>
               <w:jc w:val="left"/>
             </w:pPr>
@@ -1824,6 +1878,7 @@
           </w:tcPr>
           <w:p>
             <w:pPr>
+              <w:keepNext w:val="false"/>
               <w:spacing w:after="40" w:before="0"/>
               <w:jc w:val="left"/>
             </w:pPr>
@@ -1856,6 +1911,7 @@
           </w:tcPr>
           <w:p>
             <w:pPr>
+              <w:keepNext w:val="false"/>
               <w:spacing w:after="40" w:before="0"/>
               <w:jc w:val="left"/>
             </w:pPr>
@@ -1888,6 +1944,7 @@
           </w:tcPr>
           <w:p>
             <w:pPr>
+              <w:keepNext w:val="false"/>
               <w:spacing w:after="40" w:before="0"/>
               <w:jc w:val="left"/>
             </w:pPr>
@@ -1922,6 +1979,7 @@
           </w:tcPr>
           <w:p>
             <w:pPr>
+              <w:keepNext w:val="false"/>
               <w:spacing w:after="40" w:before="0"/>
               <w:jc w:val="left"/>
             </w:pPr>
@@ -1954,6 +2012,7 @@
           </w:tcPr>
           <w:p>
             <w:pPr>
+              <w:keepNext w:val="false"/>
               <w:spacing w:after="40" w:before="0"/>
               <w:jc w:val="left"/>
             </w:pPr>
@@ -1986,6 +2045,7 @@
           </w:tcPr>
           <w:p>
             <w:pPr>
+              <w:keepNext w:val="false"/>
               <w:spacing w:after="40" w:before="0"/>
               <w:jc w:val="left"/>
             </w:pPr>
@@ -2018,6 +2078,7 @@
           </w:tcPr>
           <w:p>
             <w:pPr>
+              <w:keepNext w:val="false"/>
               <w:spacing w:after="40" w:before="0"/>
               <w:jc w:val="left"/>
             </w:pPr>
@@ -2052,6 +2113,7 @@
           </w:tcPr>
           <w:p>
             <w:pPr>
+              <w:keepNext w:val="false"/>
               <w:spacing w:after="40" w:before="0"/>
               <w:jc w:val="left"/>
             </w:pPr>
@@ -2084,6 +2146,7 @@
           </w:tcPr>
           <w:p>
             <w:pPr>
+              <w:keepNext w:val="false"/>
               <w:spacing w:after="40" w:before="0"/>
               <w:jc w:val="left"/>
             </w:pPr>
@@ -2116,6 +2179,7 @@
           </w:tcPr>
           <w:p>
             <w:pPr>
+              <w:keepNext w:val="false"/>
               <w:spacing w:after="40" w:before="0"/>
               <w:jc w:val="left"/>
             </w:pPr>
@@ -2148,6 +2212,7 @@
           </w:tcPr>
           <w:p>
             <w:pPr>
+              <w:keepNext w:val="false"/>
               <w:spacing w:after="40" w:before="0"/>
               <w:jc w:val="left"/>
             </w:pPr>
@@ -2286,7 +2351,7 @@
         </w:rPr>
         <w:t xml:space="preserve">© 2026 SeaVuria and ARES. This work is licensed under a </w:t>
       </w:r>
-      <w:hyperlink w:history="1" r:id="rIdcpccmzgrajdqxibvni8nv">
+      <w:hyperlink w:history="1" r:id="rIdqph9lbj9ysca5rfri1qcs">
         <w:r>
           <w:rPr>
             <w:rFonts w:ascii="Arial" w:cs="Arial" w:eastAsia="Arial" w:hAnsi="Arial"/>
@@ -2306,7 +2371,7 @@
         </w:rPr>
         <w:t xml:space="preserve"> (</w:t>
       </w:r>
-      <w:hyperlink w:history="1" r:id="rIdt_g7cpevqqu_o0bwmwhwe">
+      <w:hyperlink w:history="1" r:id="rIdk-ty-hprxz9vuphvb78w4">
         <w:r>
           <w:rPr>
             <w:rFonts w:ascii="Arial" w:cs="Arial" w:eastAsia="Arial" w:hAnsi="Arial"/>
@@ -2326,7 +2391,7 @@
         </w:rPr>
         <w:t xml:space="preserve">). To view a copy of this license, visit </w:t>
       </w:r>
-      <w:hyperlink w:history="1" r:id="rId7flgzf5prsqe7rnr_1uzy">
+      <w:hyperlink w:history="1" r:id="rIdm0vgeqh31pt2nmebo6dok">
         <w:r>
           <w:rPr>
             <w:rFonts w:ascii="Arial" w:cs="Arial" w:eastAsia="Arial" w:hAnsi="Arial"/>

--- a/data/outputs/v2/Essential_Mathematics/SS2.2_Reflection/Essential_Mathematics_Reflection_FinalExplanation.docx
+++ b/data/outputs/v2/Essential_Mathematics/SS2.2_Reflection/Essential_Mathematics_Reflection_FinalExplanation.docx
@@ -2351,7 +2351,7 @@
         </w:rPr>
         <w:t xml:space="preserve">© 2026 SeaVuria and ARES. This work is licensed under a </w:t>
       </w:r>
-      <w:hyperlink w:history="1" r:id="rIdqph9lbj9ysca5rfri1qcs">
+      <w:hyperlink w:history="1" r:id="rIdw6noobvxiqsvlf3jld20w">
         <w:r>
           <w:rPr>
             <w:rFonts w:ascii="Arial" w:cs="Arial" w:eastAsia="Arial" w:hAnsi="Arial"/>
@@ -2371,7 +2371,7 @@
         </w:rPr>
         <w:t xml:space="preserve"> (</w:t>
       </w:r>
-      <w:hyperlink w:history="1" r:id="rIdk-ty-hprxz9vuphvb78w4">
+      <w:hyperlink w:history="1" r:id="rIdiaqeohthyhzs748lxwkrt">
         <w:r>
           <w:rPr>
             <w:rFonts w:ascii="Arial" w:cs="Arial" w:eastAsia="Arial" w:hAnsi="Arial"/>
@@ -2391,7 +2391,7 @@
         </w:rPr>
         <w:t xml:space="preserve">). To view a copy of this license, visit </w:t>
       </w:r>
-      <w:hyperlink w:history="1" r:id="rIdm0vgeqh31pt2nmebo6dok">
+      <w:hyperlink w:history="1" r:id="rIdld_20hvrqlhfozkuhmjuj">
         <w:r>
           <w:rPr>
             <w:rFonts w:ascii="Arial" w:cs="Arial" w:eastAsia="Arial" w:hAnsi="Arial"/>
